--- a/briefings/线口监测午报-2026-09-17.docx
+++ b/briefings/线口监测午报-2026-09-17.docx
@@ -22,7 +22,7 @@
           <w:color w:val="888888"/>
           <w:sz w:val="18"/>
         </w:rPr>
-        <w:t>监测窗口:近48小时 | 生成时间:2026-09-17 12:56</w:t>
+        <w:t>监测窗口:近48小时 | 生成时间:2026-09-17 14:10</w:t>
       </w:r>
     </w:p>
     <w:p>
@@ -70,6 +70,159 @@
           <w:color w:val="888888"/>
           <w:sz w:val="24"/>
         </w:rPr>
+        <w:t>网友 AI 开发工具：让笔记本 RTX 5090 显卡冲上 250W，最高功耗增幅 42.9%</w:t>
+      </w:r>
+    </w:p>
+    <w:p>
+      <w:r>
+        <w:rPr>
+          <w:rFonts w:ascii="Times New Roman" w:hAnsi="Times New Roman" w:eastAsia="宋体"/>
+          <w:color w:val="888888"/>
+          <w:sz w:val="18"/>
+        </w:rPr>
+        <w:t>来源:IT之家 | 时间:09-17 13:44</w:t>
+      </w:r>
+    </w:p>
+    <w:p>
+      <w:r>
+        <w:rPr>
+          <w:rFonts w:ascii="Times New Roman" w:hAnsi="Times New Roman" w:eastAsia="宋体"/>
+          <w:sz w:val="18"/>
+        </w:rPr>
+        <w:t>链接:</w:t>
+      </w:r>
+      <w:hyperlink r:id="rId9">
+        <w:r>
+          <w:rPr>
+            <w:color w:val="0563C1"/>
+            <w:u w:val="single"/>
+          </w:rPr>
+          <w:t>网友 AI 开发工具：让笔记本 RTX 5090 显卡冲上 250W，最高功耗增幅 42.9%</w:t>
+        </w:r>
+      </w:hyperlink>
+    </w:p>
+    <w:p>
+      <w:pPr>
+        <w:pStyle w:val="Heading3"/>
+      </w:pPr>
+      <w:r>
+        <w:rPr>
+          <w:rFonts w:ascii="Times New Roman" w:hAnsi="Times New Roman" w:eastAsia="黑体"/>
+          <w:b w:val="0"/>
+          <w:color w:val="888888"/>
+          <w:sz w:val="24"/>
+        </w:rPr>
+        <w:t>【C级·参考】</w:t>
+      </w:r>
+      <w:r>
+        <w:rPr>
+          <w:rFonts w:ascii="Times New Roman" w:hAnsi="Times New Roman" w:eastAsia="黑体"/>
+          <w:b w:val="0"/>
+          <w:color w:val="888888"/>
+          <w:sz w:val="24"/>
+        </w:rPr>
+        <w:t>微星 MEG X 电竞显示器上架：AI 加持第五代 QD-OLED 面板，9599 元</w:t>
+      </w:r>
+    </w:p>
+    <w:p>
+      <w:r>
+        <w:rPr>
+          <w:rFonts w:ascii="Times New Roman" w:hAnsi="Times New Roman" w:eastAsia="宋体"/>
+          <w:color w:val="888888"/>
+          <w:sz w:val="18"/>
+        </w:rPr>
+        <w:t>来源:IT之家 | 时间:09-17 13:34</w:t>
+      </w:r>
+    </w:p>
+    <w:p>
+      <w:r>
+        <w:rPr>
+          <w:rFonts w:ascii="Times New Roman" w:hAnsi="Times New Roman" w:eastAsia="宋体"/>
+          <w:sz w:val="18"/>
+        </w:rPr>
+        <w:t>链接:</w:t>
+      </w:r>
+      <w:hyperlink r:id="rId10">
+        <w:r>
+          <w:rPr>
+            <w:color w:val="0563C1"/>
+            <w:u w:val="single"/>
+          </w:rPr>
+          <w:t>微星 MEG X 电竞显示器上架：AI 加持第五代 QD-OLED 面板，9599 元</w:t>
+        </w:r>
+      </w:hyperlink>
+    </w:p>
+    <w:p>
+      <w:pPr>
+        <w:pStyle w:val="Heading3"/>
+      </w:pPr>
+      <w:r>
+        <w:rPr>
+          <w:rFonts w:ascii="Times New Roman" w:hAnsi="Times New Roman" w:eastAsia="黑体"/>
+          <w:b w:val="0"/>
+          <w:color w:val="888888"/>
+          <w:sz w:val="24"/>
+        </w:rPr>
+        <w:t>【C级·参考】</w:t>
+      </w:r>
+      <w:r>
+        <w:rPr>
+          <w:rFonts w:ascii="Times New Roman" w:hAnsi="Times New Roman" w:eastAsia="黑体"/>
+          <w:b w:val="0"/>
+          <w:color w:val="888888"/>
+          <w:sz w:val="24"/>
+        </w:rPr>
+        <w:t>英伟达展示 DSX MaxLPS 技术，AI 工厂每兆瓦 token 吞吐量最高提升 40%</w:t>
+      </w:r>
+    </w:p>
+    <w:p>
+      <w:r>
+        <w:rPr>
+          <w:rFonts w:ascii="Times New Roman" w:hAnsi="Times New Roman" w:eastAsia="宋体"/>
+          <w:color w:val="888888"/>
+          <w:sz w:val="18"/>
+        </w:rPr>
+        <w:t>来源:IT之家 | 时间:09-17 13:04</w:t>
+      </w:r>
+    </w:p>
+    <w:p>
+      <w:r>
+        <w:rPr>
+          <w:rFonts w:ascii="Times New Roman" w:hAnsi="Times New Roman" w:eastAsia="宋体"/>
+          <w:sz w:val="18"/>
+        </w:rPr>
+        <w:t>链接:</w:t>
+      </w:r>
+      <w:hyperlink r:id="rId11">
+        <w:r>
+          <w:rPr>
+            <w:color w:val="0563C1"/>
+            <w:u w:val="single"/>
+          </w:rPr>
+          <w:t>英伟达展示 DSX MaxLPS 技术，AI 工厂每兆瓦 token 吞吐量最高提升 40%</w:t>
+        </w:r>
+      </w:hyperlink>
+    </w:p>
+    <w:p>
+      <w:pPr>
+        <w:pStyle w:val="Heading3"/>
+      </w:pPr>
+      <w:r>
+        <w:rPr>
+          <w:rFonts w:ascii="Times New Roman" w:hAnsi="Times New Roman" w:eastAsia="黑体"/>
+          <w:b w:val="0"/>
+          <w:color w:val="888888"/>
+          <w:sz w:val="24"/>
+        </w:rPr>
+        <w:t>【C级·参考】</w:t>
+      </w:r>
+      <w:r>
+        <w:rPr>
+          <w:rFonts w:ascii="Times New Roman" w:hAnsi="Times New Roman" w:eastAsia="黑体"/>
+          <w:b w:val="0"/>
+          <w:color w:val="888888"/>
+          <w:sz w:val="24"/>
+        </w:rPr>
         <w:t>OPPO ColorOS 17 设备互联升级：Car+ 车联支持步行导航接续，耳机支持 AI 对话翻译</w:t>
       </w:r>
     </w:p>
@@ -91,7 +244,7 @@
         </w:rPr>
         <w:t>链接:</w:t>
       </w:r>
-      <w:hyperlink r:id="rId9">
+      <w:hyperlink r:id="rId12">
         <w:r>
           <w:rPr>
             <w:color w:val="0563C1"/>
@@ -142,7 +295,7 @@
         </w:rPr>
         <w:t>链接:</w:t>
       </w:r>
-      <w:hyperlink r:id="rId10">
+      <w:hyperlink r:id="rId13">
         <w:r>
           <w:rPr>
             <w:color w:val="0563C1"/>
@@ -193,7 +346,7 @@
         </w:rPr>
         <w:t>链接:</w:t>
       </w:r>
-      <w:hyperlink r:id="rId11">
+      <w:hyperlink r:id="rId14">
         <w:r>
           <w:rPr>
             <w:color w:val="0563C1"/>
@@ -244,7 +397,7 @@
         </w:rPr>
         <w:t>链接:</w:t>
       </w:r>
-      <w:hyperlink r:id="rId12">
+      <w:hyperlink r:id="rId15">
         <w:r>
           <w:rPr>
             <w:color w:val="0563C1"/>
@@ -295,7 +448,7 @@
         </w:rPr>
         <w:t>链接:</w:t>
       </w:r>
-      <w:hyperlink r:id="rId13">
+      <w:hyperlink r:id="rId16">
         <w:r>
           <w:rPr>
             <w:color w:val="0563C1"/>
@@ -346,7 +499,7 @@
         </w:rPr>
         <w:t>链接:</w:t>
       </w:r>
-      <w:hyperlink r:id="rId14">
+      <w:hyperlink r:id="rId17">
         <w:r>
           <w:rPr>
             <w:color w:val="0563C1"/>
@@ -376,7 +529,7 @@
           <w:color w:val="888888"/>
           <w:sz w:val="24"/>
         </w:rPr>
-        <w:t>比亚迪大唐 SUV 新增“迪迪虾”AI 超级智能体，支持一句话点外卖等</w:t>
+        <w:t>康冠科技(001308)披露AI眼镜研发进展 中期拟高分红布局AI领域</w:t>
       </w:r>
     </w:p>
     <w:p>
@@ -386,7 +539,7 @@
           <w:color w:val="888888"/>
           <w:sz w:val="18"/>
         </w:rPr>
-        <w:t>来源:IT之家 | 时间:09-17 09:49</w:t>
+        <w:t>来源:Bing新闻 | 时间:09-17 07:10</w:t>
       </w:r>
     </w:p>
     <w:p>
@@ -397,115 +550,13 @@
         </w:rPr>
         <w:t>链接:</w:t>
       </w:r>
-      <w:hyperlink r:id="rId15">
+      <w:hyperlink r:id="rId18">
         <w:r>
           <w:rPr>
             <w:color w:val="0563C1"/>
             <w:u w:val="single"/>
           </w:rPr>
-          <w:t>比亚迪大唐 SUV 新增“迪迪虾”AI 超级智能体，支持一句话点外卖等</w:t>
-        </w:r>
-      </w:hyperlink>
-    </w:p>
-    <w:p>
-      <w:pPr>
-        <w:pStyle w:val="Heading3"/>
-      </w:pPr>
-      <w:r>
-        <w:rPr>
-          <w:rFonts w:ascii="Times New Roman" w:hAnsi="Times New Roman" w:eastAsia="黑体"/>
-          <w:b w:val="0"/>
-          <w:color w:val="888888"/>
-          <w:sz w:val="24"/>
-        </w:rPr>
-        <w:t>【C级·参考】</w:t>
-      </w:r>
-      <w:r>
-        <w:rPr>
-          <w:rFonts w:ascii="Times New Roman" w:hAnsi="Times New Roman" w:eastAsia="黑体"/>
-          <w:b w:val="0"/>
-          <w:color w:val="888888"/>
-          <w:sz w:val="24"/>
-        </w:rPr>
-        <w:t>消息称 Anthropic 算力布局首度落子澳大利亚，将租赁 2.16GW 数据中心园区</w:t>
-      </w:r>
-    </w:p>
-    <w:p>
-      <w:r>
-        <w:rPr>
-          <w:rFonts w:ascii="Times New Roman" w:hAnsi="Times New Roman" w:eastAsia="宋体"/>
-          <w:color w:val="888888"/>
-          <w:sz w:val="18"/>
-        </w:rPr>
-        <w:t>来源:IT之家 | 时间:09-17 09:46</w:t>
-      </w:r>
-    </w:p>
-    <w:p>
-      <w:r>
-        <w:rPr>
-          <w:rFonts w:ascii="Times New Roman" w:hAnsi="Times New Roman" w:eastAsia="宋体"/>
-          <w:sz w:val="18"/>
-        </w:rPr>
-        <w:t>链接:</w:t>
-      </w:r>
-      <w:hyperlink r:id="rId16">
-        <w:r>
-          <w:rPr>
-            <w:color w:val="0563C1"/>
-            <w:u w:val="single"/>
-          </w:rPr>
-          <w:t>消息称 Anthropic 算力布局首度落子澳大利亚，将租赁 2.16GW 数据中心园区</w:t>
-        </w:r>
-      </w:hyperlink>
-    </w:p>
-    <w:p>
-      <w:pPr>
-        <w:pStyle w:val="Heading3"/>
-      </w:pPr>
-      <w:r>
-        <w:rPr>
-          <w:rFonts w:ascii="Times New Roman" w:hAnsi="Times New Roman" w:eastAsia="黑体"/>
-          <w:b w:val="0"/>
-          <w:color w:val="888888"/>
-          <w:sz w:val="24"/>
-        </w:rPr>
-        <w:t>【C级·参考】</w:t>
-      </w:r>
-      <w:r>
-        <w:rPr>
-          <w:rFonts w:ascii="Times New Roman" w:hAnsi="Times New Roman" w:eastAsia="黑体"/>
-          <w:b w:val="0"/>
-          <w:color w:val="888888"/>
-          <w:sz w:val="24"/>
-        </w:rPr>
-        <w:t>OpenAI 首次公开六起模型异常案例，涉及瞒报错误、编造数据及未经授权上传文件</w:t>
-      </w:r>
-    </w:p>
-    <w:p>
-      <w:r>
-        <w:rPr>
-          <w:rFonts w:ascii="Times New Roman" w:hAnsi="Times New Roman" w:eastAsia="宋体"/>
-          <w:color w:val="888888"/>
-          <w:sz w:val="18"/>
-        </w:rPr>
-        <w:t>来源:IT之家 | 时间:09-17 09:46</w:t>
-      </w:r>
-    </w:p>
-    <w:p>
-      <w:r>
-        <w:rPr>
-          <w:rFonts w:ascii="Times New Roman" w:hAnsi="Times New Roman" w:eastAsia="宋体"/>
-          <w:sz w:val="18"/>
-        </w:rPr>
-        <w:t>链接:</w:t>
-      </w:r>
-      <w:hyperlink r:id="rId17">
-        <w:r>
-          <w:rPr>
-            <w:color w:val="0563C1"/>
-            <w:u w:val="single"/>
-          </w:rPr>
-          <w:t>OpenAI 首次公开六起模型异常案例，涉及瞒报错误、编造数据及未经授权上传文件</w:t>
+          <w:t>康冠科技(001308)披露AI眼镜研发进展 中期拟高分红布局AI领域</w:t>
         </w:r>
       </w:hyperlink>
     </w:p>
@@ -550,64 +601,13 @@
         </w:rPr>
         <w:t>链接:</w:t>
       </w:r>
-      <w:hyperlink r:id="rId18">
+      <w:hyperlink r:id="rId19">
         <w:r>
           <w:rPr>
             <w:color w:val="0563C1"/>
             <w:u w:val="single"/>
           </w:rPr>
           <w:t>OpenSpec – A lightweight and configurable AI spec framework</w:t>
-        </w:r>
-      </w:hyperlink>
-    </w:p>
-    <w:p>
-      <w:pPr>
-        <w:pStyle w:val="Heading3"/>
-      </w:pPr>
-      <w:r>
-        <w:rPr>
-          <w:rFonts w:ascii="Times New Roman" w:hAnsi="Times New Roman" w:eastAsia="黑体"/>
-          <w:b w:val="0"/>
-          <w:color w:val="888888"/>
-          <w:sz w:val="24"/>
-        </w:rPr>
-        <w:t>【C级·参考】</w:t>
-      </w:r>
-      <w:r>
-        <w:rPr>
-          <w:rFonts w:ascii="Times New Roman" w:hAnsi="Times New Roman" w:eastAsia="黑体"/>
-          <w:b w:val="0"/>
-          <w:color w:val="888888"/>
-          <w:sz w:val="24"/>
-        </w:rPr>
-        <w:t>康冠科技(001308)披露AI眼镜研发进展 中期拟高分红布局AI领域</w:t>
-      </w:r>
-    </w:p>
-    <w:p>
-      <w:r>
-        <w:rPr>
-          <w:rFonts w:ascii="Times New Roman" w:hAnsi="Times New Roman" w:eastAsia="宋体"/>
-          <w:color w:val="888888"/>
-          <w:sz w:val="18"/>
-        </w:rPr>
-        <w:t>来源:Bing新闻 | 时间:09-17 05:57</w:t>
-      </w:r>
-    </w:p>
-    <w:p>
-      <w:r>
-        <w:rPr>
-          <w:rFonts w:ascii="Times New Roman" w:hAnsi="Times New Roman" w:eastAsia="宋体"/>
-          <w:sz w:val="18"/>
-        </w:rPr>
-        <w:t>链接:</w:t>
-      </w:r>
-      <w:hyperlink r:id="rId19">
-        <w:r>
-          <w:rPr>
-            <w:color w:val="0563C1"/>
-            <w:u w:val="single"/>
-          </w:rPr>
-          <w:t>康冠科技(001308)披露AI眼镜研发进展 中期拟高分红布局AI领域</w:t>
         </w:r>
       </w:hyperlink>
     </w:p>
@@ -733,6 +733,108 @@
           <w:color w:val="888888"/>
           <w:sz w:val="24"/>
         </w:rPr>
+        <w:t>百元 AI 眼镜销量火爆，大量用户退货，问题到底出在哪</w:t>
+      </w:r>
+    </w:p>
+    <w:p>
+      <w:r>
+        <w:rPr>
+          <w:rFonts w:ascii="Times New Roman" w:hAnsi="Times New Roman" w:eastAsia="宋体"/>
+          <w:color w:val="888888"/>
+          <w:sz w:val="18"/>
+        </w:rPr>
+        <w:t>来源:Bing新闻 | 时间:09-16 23:43</w:t>
+      </w:r>
+    </w:p>
+    <w:p>
+      <w:r>
+        <w:rPr>
+          <w:rFonts w:ascii="Times New Roman" w:hAnsi="Times New Roman" w:eastAsia="宋体"/>
+          <w:sz w:val="18"/>
+        </w:rPr>
+        <w:t>链接:</w:t>
+      </w:r>
+      <w:hyperlink r:id="rId22">
+        <w:r>
+          <w:rPr>
+            <w:color w:val="0563C1"/>
+            <w:u w:val="single"/>
+          </w:rPr>
+          <w:t>百元 AI 眼镜销量火爆，大量用户退货，问题到底出在哪</w:t>
+        </w:r>
+      </w:hyperlink>
+    </w:p>
+    <w:p>
+      <w:pPr>
+        <w:pStyle w:val="Heading3"/>
+      </w:pPr>
+      <w:r>
+        <w:rPr>
+          <w:rFonts w:ascii="Times New Roman" w:hAnsi="Times New Roman" w:eastAsia="黑体"/>
+          <w:b w:val="0"/>
+          <w:color w:val="888888"/>
+          <w:sz w:val="24"/>
+        </w:rPr>
+        <w:t>【C级·参考】</w:t>
+      </w:r>
+      <w:r>
+        <w:rPr>
+          <w:rFonts w:ascii="Times New Roman" w:hAnsi="Times New Roman" w:eastAsia="黑体"/>
+          <w:b w:val="0"/>
+          <w:color w:val="888888"/>
+          <w:sz w:val="24"/>
+        </w:rPr>
+        <w:t>AI眼镜，谁是第一？</w:t>
+      </w:r>
+    </w:p>
+    <w:p>
+      <w:r>
+        <w:rPr>
+          <w:rFonts w:ascii="Times New Roman" w:hAnsi="Times New Roman" w:eastAsia="宋体"/>
+          <w:color w:val="888888"/>
+          <w:sz w:val="18"/>
+        </w:rPr>
+        <w:t>来源:Bing新闻 | 时间:09-16 22:28</w:t>
+      </w:r>
+    </w:p>
+    <w:p>
+      <w:r>
+        <w:rPr>
+          <w:rFonts w:ascii="Times New Roman" w:hAnsi="Times New Roman" w:eastAsia="宋体"/>
+          <w:sz w:val="18"/>
+        </w:rPr>
+        <w:t>链接:</w:t>
+      </w:r>
+      <w:hyperlink r:id="rId23">
+        <w:r>
+          <w:rPr>
+            <w:color w:val="0563C1"/>
+            <w:u w:val="single"/>
+          </w:rPr>
+          <w:t>AI眼镜，谁是第一？</w:t>
+        </w:r>
+      </w:hyperlink>
+    </w:p>
+    <w:p>
+      <w:pPr>
+        <w:pStyle w:val="Heading3"/>
+      </w:pPr>
+      <w:r>
+        <w:rPr>
+          <w:rFonts w:ascii="Times New Roman" w:hAnsi="Times New Roman" w:eastAsia="黑体"/>
+          <w:b w:val="0"/>
+          <w:color w:val="888888"/>
+          <w:sz w:val="24"/>
+        </w:rPr>
+        <w:t>【C级·参考】</w:t>
+      </w:r>
+      <w:r>
+        <w:rPr>
+          <w:rFonts w:ascii="Times New Roman" w:hAnsi="Times New Roman" w:eastAsia="黑体"/>
+          <w:b w:val="0"/>
+          <w:color w:val="888888"/>
+          <w:sz w:val="24"/>
+        </w:rPr>
         <w:t>哈啰Robotaxi融资1亿美元，估值近30亿；Meta将推无摄像头AI眼镜</w:t>
       </w:r>
     </w:p>
@@ -754,7 +856,7 @@
         </w:rPr>
         <w:t>链接:</w:t>
       </w:r>
-      <w:hyperlink r:id="rId22">
+      <w:hyperlink r:id="rId24">
         <w:r>
           <w:rPr>
             <w:color w:val="0563C1"/>
@@ -805,7 +907,7 @@
         </w:rPr>
         <w:t>链接:</w:t>
       </w:r>
-      <w:hyperlink r:id="rId23">
+      <w:hyperlink r:id="rId25">
         <w:r>
           <w:rPr>
             <w:color w:val="0563C1"/>
@@ -835,7 +937,7 @@
           <w:color w:val="888888"/>
           <w:sz w:val="24"/>
         </w:rPr>
-        <w:t>AI眼镜出货量暴增212%，为何全行业都在亏钱?</w:t>
+        <w:t>智能眼镜行业周报(09.08 - 09.15) : AI芯片融资潮</w:t>
       </w:r>
     </w:p>
     <w:p>
@@ -845,109 +947,7 @@
           <w:color w:val="888888"/>
           <w:sz w:val="18"/>
         </w:rPr>
-        <w:t>来源:Bing新闻 | 时间:09-16 08:08</w:t>
-      </w:r>
-    </w:p>
-    <w:p>
-      <w:r>
-        <w:rPr>
-          <w:rFonts w:ascii="Times New Roman" w:hAnsi="Times New Roman" w:eastAsia="宋体"/>
-          <w:sz w:val="18"/>
-        </w:rPr>
-        <w:t>链接:</w:t>
-      </w:r>
-      <w:hyperlink r:id="rId24">
-        <w:r>
-          <w:rPr>
-            <w:color w:val="0563C1"/>
-            <w:u w:val="single"/>
-          </w:rPr>
-          <w:t>AI眼镜出货量暴增212%，为何全行业都在亏钱?</w:t>
-        </w:r>
-      </w:hyperlink>
-    </w:p>
-    <w:p>
-      <w:pPr>
-        <w:pStyle w:val="Heading3"/>
-      </w:pPr>
-      <w:r>
-        <w:rPr>
-          <w:rFonts w:ascii="Times New Roman" w:hAnsi="Times New Roman" w:eastAsia="黑体"/>
-          <w:b w:val="0"/>
-          <w:color w:val="888888"/>
-          <w:sz w:val="24"/>
-        </w:rPr>
-        <w:t>【C级·参考】</w:t>
-      </w:r>
-      <w:r>
-        <w:rPr>
-          <w:rFonts w:ascii="Times New Roman" w:hAnsi="Times New Roman" w:eastAsia="黑体"/>
-          <w:b w:val="0"/>
-          <w:color w:val="888888"/>
-          <w:sz w:val="24"/>
-        </w:rPr>
-        <w:t>Meta据报将推出无摄像头AI眼镜，代号“Luna”</w:t>
-      </w:r>
-    </w:p>
-    <w:p>
-      <w:r>
-        <w:rPr>
-          <w:rFonts w:ascii="Times New Roman" w:hAnsi="Times New Roman" w:eastAsia="宋体"/>
-          <w:color w:val="888888"/>
-          <w:sz w:val="18"/>
-        </w:rPr>
-        <w:t>来源:Bing新闻 | 时间:09-16 01:00</w:t>
-      </w:r>
-    </w:p>
-    <w:p>
-      <w:r>
-        <w:rPr>
-          <w:rFonts w:ascii="Times New Roman" w:hAnsi="Times New Roman" w:eastAsia="宋体"/>
-          <w:sz w:val="18"/>
-        </w:rPr>
-        <w:t>链接:</w:t>
-      </w:r>
-      <w:hyperlink r:id="rId25">
-        <w:r>
-          <w:rPr>
-            <w:color w:val="0563C1"/>
-            <w:u w:val="single"/>
-          </w:rPr>
-          <w:t>Meta据报将推出无摄像头AI眼镜，代号“Luna”</w:t>
-        </w:r>
-      </w:hyperlink>
-    </w:p>
-    <w:p>
-      <w:pPr>
-        <w:pStyle w:val="Heading3"/>
-      </w:pPr>
-      <w:r>
-        <w:rPr>
-          <w:rFonts w:ascii="Times New Roman" w:hAnsi="Times New Roman" w:eastAsia="黑体"/>
-          <w:b w:val="0"/>
-          <w:color w:val="888888"/>
-          <w:sz w:val="24"/>
-        </w:rPr>
-        <w:t>【C级·参考】</w:t>
-      </w:r>
-      <w:r>
-        <w:rPr>
-          <w:rFonts w:ascii="Times New Roman" w:hAnsi="Times New Roman" w:eastAsia="黑体"/>
-          <w:b w:val="0"/>
-          <w:color w:val="888888"/>
-          <w:sz w:val="24"/>
-        </w:rPr>
-        <w:t>AI助盲眼镜、智能导盲犬加速落地，科技助盲仍面临哪些挑战？</w:t>
-      </w:r>
-    </w:p>
-    <w:p>
-      <w:r>
-        <w:rPr>
-          <w:rFonts w:ascii="Times New Roman" w:hAnsi="Times New Roman" w:eastAsia="宋体"/>
-          <w:color w:val="888888"/>
-          <w:sz w:val="18"/>
-        </w:rPr>
-        <w:t>来源:Bing新闻 | 时间:09-15 21:19</w:t>
+        <w:t>来源:Bing新闻 | 时间:09-16 17:45</w:t>
       </w:r>
     </w:p>
     <w:p>
@@ -964,7 +964,7 @@
             <w:color w:val="0563C1"/>
             <w:u w:val="single"/>
           </w:rPr>
-          <w:t>AI助盲眼镜、智能导盲犬加速落地，科技助盲仍面临哪些挑战？</w:t>
+          <w:t>智能眼镜行业周报(09.08 - 09.15) : AI芯片融资潮</w:t>
         </w:r>
       </w:hyperlink>
     </w:p>
@@ -1671,7 +1671,7 @@
           <w:rFonts w:ascii="Times New Roman" w:hAnsi="Times New Roman" w:eastAsia="宋体"/>
           <w:sz w:val="18"/>
         </w:rPr>
-        <w:t>IT之家(60)、GameLook(13)、HackerNews(6)、Bing新闻(8)</w:t>
+        <w:t>IT之家(60)、GameLook(13)、HackerNews(7)、Bing新闻(9)</w:t>
       </w:r>
     </w:p>
     <w:p>

--- a/briefings/线口监测午报-2026-09-17.docx
+++ b/briefings/线口监测午报-2026-09-17.docx
@@ -22,7 +22,7 @@
           <w:color w:val="888888"/>
           <w:sz w:val="18"/>
         </w:rPr>
-        <w:t>监测窗口:近48小时 | 生成时间:2026-09-17 14:10</w:t>
+        <w:t>监测窗口:近48小时 | 生成时间:2026-09-17 20:33</w:t>
       </w:r>
     </w:p>
     <w:p>
@@ -70,7 +70,7 @@
           <w:color w:val="888888"/>
           <w:sz w:val="24"/>
         </w:rPr>
-        <w:t>网友 AI 开发工具：让笔记本 RTX 5090 显卡冲上 250W，最高功耗增幅 42.9%</w:t>
+        <w:t>“紧急关闭”按钮真能阻止 AI 失控？“AI 教父”辛顿、Anthropic CEO 阿莫迪都不看好</w:t>
       </w:r>
     </w:p>
     <w:p>
@@ -80,7 +80,7 @@
           <w:color w:val="888888"/>
           <w:sz w:val="18"/>
         </w:rPr>
-        <w:t>来源:IT之家 | 时间:09-17 13:44</w:t>
+        <w:t>来源:IT之家 | 时间:09-17 20:21</w:t>
       </w:r>
     </w:p>
     <w:p>
@@ -97,7 +97,7 @@
             <w:color w:val="0563C1"/>
             <w:u w:val="single"/>
           </w:rPr>
-          <w:t>网友 AI 开发工具：让笔记本 RTX 5090 显卡冲上 250W，最高功耗增幅 42.9%</w:t>
+          <w:t>“紧急关闭”按钮真能阻止 AI 失控？“AI 教父”辛顿、Anthropic CEO 阿莫迪都不看好</w:t>
         </w:r>
       </w:hyperlink>
     </w:p>
@@ -121,7 +121,7 @@
           <w:color w:val="888888"/>
           <w:sz w:val="24"/>
         </w:rPr>
-        <w:t>微星 MEG X 电竞显示器上架：AI 加持第五代 QD-OLED 面板，9599 元</w:t>
+        <w:t>OPPO 创始人陈明永谈 AI 焦虑：行业过度强调提效工具属性，其实没理解 AI 的本质</w:t>
       </w:r>
     </w:p>
     <w:p>
@@ -131,7 +131,7 @@
           <w:color w:val="888888"/>
           <w:sz w:val="18"/>
         </w:rPr>
-        <w:t>来源:IT之家 | 时间:09-17 13:34</w:t>
+        <w:t>来源:IT之家 | 时间:09-17 20:08</w:t>
       </w:r>
     </w:p>
     <w:p>
@@ -148,7 +148,7 @@
             <w:color w:val="0563C1"/>
             <w:u w:val="single"/>
           </w:rPr>
-          <w:t>微星 MEG X 电竞显示器上架：AI 加持第五代 QD-OLED 面板，9599 元</w:t>
+          <w:t>OPPO 创始人陈明永谈 AI 焦虑：行业过度强调提效工具属性，其实没理解 AI 的本质</w:t>
         </w:r>
       </w:hyperlink>
     </w:p>
@@ -172,7 +172,7 @@
           <w:color w:val="888888"/>
           <w:sz w:val="24"/>
         </w:rPr>
-        <w:t>英伟达展示 DSX MaxLPS 技术，AI 工厂每兆瓦 token 吞吐量最高提升 40%</w:t>
+        <w:t>OpenAI 最新报告：企业员工用上 AI 后，逐渐开始处理本职范围外的任务</w:t>
       </w:r>
     </w:p>
     <w:p>
@@ -182,7 +182,7 @@
           <w:color w:val="888888"/>
           <w:sz w:val="18"/>
         </w:rPr>
-        <w:t>来源:IT之家 | 时间:09-17 13:04</w:t>
+        <w:t>来源:IT之家 | 时间:09-17 19:43</w:t>
       </w:r>
     </w:p>
     <w:p>
@@ -199,7 +199,7 @@
             <w:color w:val="0563C1"/>
             <w:u w:val="single"/>
           </w:rPr>
-          <w:t>英伟达展示 DSX MaxLPS 技术，AI 工厂每兆瓦 token 吞吐量最高提升 40%</w:t>
+          <w:t>OpenAI 最新报告：企业员工用上 AI 后，逐渐开始处理本职范围外的任务</w:t>
         </w:r>
       </w:hyperlink>
     </w:p>
@@ -223,7 +223,7 @@
           <w:color w:val="888888"/>
           <w:sz w:val="24"/>
         </w:rPr>
-        <w:t>OPPO ColorOS 17 设备互联升级：Car+ 车联支持步行导航接续，耳机支持 AI 对话翻译</w:t>
+        <w:t>国际人工智能机构负责人：中国是 AI 领域领先国家，期待中国引领国际合作</w:t>
       </w:r>
     </w:p>
     <w:p>
@@ -233,7 +233,7 @@
           <w:color w:val="888888"/>
           <w:sz w:val="18"/>
         </w:rPr>
-        <w:t>来源:IT之家 | 时间:09-17 11:18</w:t>
+        <w:t>来源:IT之家 | 时间:09-17 19:28</w:t>
       </w:r>
     </w:p>
     <w:p>
@@ -250,7 +250,7 @@
             <w:color w:val="0563C1"/>
             <w:u w:val="single"/>
           </w:rPr>
-          <w:t>OPPO ColorOS 17 设备互联升级：Car+ 车联支持步行导航接续，耳机支持 AI 对话翻译</w:t>
+          <w:t>国际人工智能机构负责人：中国是 AI 领域领先国家，期待中国引领国际合作</w:t>
         </w:r>
       </w:hyperlink>
     </w:p>
@@ -274,7 +274,7 @@
           <w:color w:val="888888"/>
           <w:sz w:val="24"/>
         </w:rPr>
-        <w:t>OPPO 发布全天候主动式 AI 硬件“心力球”，今年晚些时候到来</w:t>
+        <w:t>开发者借助 OpenAI GPT-6 Astra，破译 83 年前德军无线电密文</w:t>
       </w:r>
     </w:p>
     <w:p>
@@ -284,7 +284,7 @@
           <w:color w:val="888888"/>
           <w:sz w:val="18"/>
         </w:rPr>
-        <w:t>来源:IT之家 | 时间:09-17 11:15</w:t>
+        <w:t>来源:IT之家 | 时间:09-17 18:31</w:t>
       </w:r>
     </w:p>
     <w:p>
@@ -301,7 +301,7 @@
             <w:color w:val="0563C1"/>
             <w:u w:val="single"/>
           </w:rPr>
-          <w:t>OPPO 发布全天候主动式 AI 硬件“心力球”，今年晚些时候到来</w:t>
+          <w:t>开发者借助 OpenAI GPT-6 Astra，破译 83 年前德军无线电密文</w:t>
         </w:r>
       </w:hyperlink>
     </w:p>
@@ -325,7 +325,7 @@
           <w:color w:val="888888"/>
           <w:sz w:val="24"/>
         </w:rPr>
-        <w:t>联想 Googlebook 15 笔记本曝光：配灯条“AI Mouse”鼠标，预估 9 月 21 日亮相</w:t>
+        <w:t>2026 福布斯美国 400 富豪榜门槛创新高，OpenAI 总裁布罗克曼身家远超 CEO 奥尔特曼</w:t>
       </w:r>
     </w:p>
     <w:p>
@@ -335,7 +335,7 @@
           <w:color w:val="888888"/>
           <w:sz w:val="18"/>
         </w:rPr>
-        <w:t>来源:IT之家 | 时间:09-17 11:08</w:t>
+        <w:t>来源:IT之家 | 时间:09-17 17:45</w:t>
       </w:r>
     </w:p>
     <w:p>
@@ -352,7 +352,7 @@
             <w:color w:val="0563C1"/>
             <w:u w:val="single"/>
           </w:rPr>
-          <w:t>联想 Googlebook 15 笔记本曝光：配灯条“AI Mouse”鼠标，预估 9 月 21 日亮相</w:t>
+          <w:t>2026 福布斯美国 400 富豪榜门槛创新高，OpenAI 总裁布罗克曼身家远超 CEO 奥尔特曼</w:t>
         </w:r>
       </w:hyperlink>
     </w:p>
@@ -376,7 +376,7 @@
           <w:color w:val="888888"/>
           <w:sz w:val="24"/>
         </w:rPr>
-        <w:t>广电总局：使用 AI 的广电视听节目必须添加内容标识，严禁 AI 魔改</w:t>
+        <w:t>“AI两天码500万字”，网文圈怒了：唐家三少发声，平台下场整治</w:t>
       </w:r>
     </w:p>
     <w:p>
@@ -386,7 +386,7 @@
           <w:color w:val="888888"/>
           <w:sz w:val="18"/>
         </w:rPr>
-        <w:t>来源:IT之家 | 时间:09-17 11:02</w:t>
+        <w:t>来源:GameLook | 时间:09-17 17:28</w:t>
       </w:r>
     </w:p>
     <w:p>
@@ -403,7 +403,7 @@
             <w:color w:val="0563C1"/>
             <w:u w:val="single"/>
           </w:rPr>
-          <w:t>广电总局：使用 AI 的广电视听节目必须添加内容标识，严禁 AI 魔改</w:t>
+          <w:t>“AI两天码500万字”，网文圈怒了：唐家三少发声，平台下场整治</w:t>
         </w:r>
       </w:hyperlink>
     </w:p>
@@ -427,7 +427,7 @@
           <w:color w:val="888888"/>
           <w:sz w:val="24"/>
         </w:rPr>
-        <w:t>华为轮值董事长汪涛：华为 AI 战略的核心是算力，坚持硬件变现</w:t>
+        <w:t>新报告称 AI 电子垃圾规模被严重低估，到 2050 年或可绕地球六圈</w:t>
       </w:r>
     </w:p>
     <w:p>
@@ -437,7 +437,7 @@
           <w:color w:val="888888"/>
           <w:sz w:val="18"/>
         </w:rPr>
-        <w:t>来源:IT之家 | 时间:09-17 10:57</w:t>
+        <w:t>来源:IT之家 | 时间:09-17 17:22</w:t>
       </w:r>
     </w:p>
     <w:p>
@@ -454,7 +454,7 @@
             <w:color w:val="0563C1"/>
             <w:u w:val="single"/>
           </w:rPr>
-          <w:t>华为轮值董事长汪涛：华为 AI 战略的核心是算力，坚持硬件变现</w:t>
+          <w:t>新报告称 AI 电子垃圾规模被严重低估，到 2050 年或可绕地球六圈</w:t>
         </w:r>
       </w:hyperlink>
     </w:p>
@@ -478,7 +478,7 @@
           <w:color w:val="888888"/>
           <w:sz w:val="24"/>
         </w:rPr>
-        <w:t>火狐 Firefox 浏览器迈步 AI 进化：处理复杂搜索，承诺“零数据保留”</w:t>
+        <w:t>消息称 AI 初创企业 Manus 即将完成 5 亿美元融资，估值翻倍至 40 亿美元</w:t>
       </w:r>
     </w:p>
     <w:p>
@@ -488,7 +488,7 @@
           <w:color w:val="888888"/>
           <w:sz w:val="18"/>
         </w:rPr>
-        <w:t>来源:IT之家 | 时间:09-17 10:43</w:t>
+        <w:t>来源:IT之家 | 时间:09-17 17:21</w:t>
       </w:r>
     </w:p>
     <w:p>
@@ -505,7 +505,7 @@
             <w:color w:val="0563C1"/>
             <w:u w:val="single"/>
           </w:rPr>
-          <w:t>火狐 Firefox 浏览器迈步 AI 进化：处理复杂搜索，承诺“零数据保留”</w:t>
+          <w:t>消息称 AI 初创企业 Manus 即将完成 5 亿美元融资，估值翻倍至 40 亿美元</w:t>
         </w:r>
       </w:hyperlink>
     </w:p>
@@ -529,7 +529,7 @@
           <w:color w:val="888888"/>
           <w:sz w:val="24"/>
         </w:rPr>
-        <w:t>康冠科技(001308)披露AI眼镜研发进展 中期拟高分红布局AI领域</w:t>
+        <w:t>月之暗面发布 Kimi 金融行业 AI 解决方案，首批落地工商银行、中信建投等</w:t>
       </w:r>
     </w:p>
     <w:p>
@@ -539,7 +539,7 @@
           <w:color w:val="888888"/>
           <w:sz w:val="18"/>
         </w:rPr>
-        <w:t>来源:Bing新闻 | 时间:09-17 07:10</w:t>
+        <w:t>来源:IT之家 | 时间:09-17 17:15</w:t>
       </w:r>
     </w:p>
     <w:p>
@@ -556,7 +556,364 @@
             <w:color w:val="0563C1"/>
             <w:u w:val="single"/>
           </w:rPr>
-          <w:t>康冠科技(001308)披露AI眼镜研发进展 中期拟高分红布局AI领域</w:t>
+          <w:t>月之暗面发布 Kimi 金融行业 AI 解决方案，首批落地工商银行、中信建投等</w:t>
+        </w:r>
+      </w:hyperlink>
+    </w:p>
+    <w:p>
+      <w:pPr>
+        <w:pStyle w:val="Heading3"/>
+      </w:pPr>
+      <w:r>
+        <w:rPr>
+          <w:rFonts w:ascii="Times New Roman" w:hAnsi="Times New Roman" w:eastAsia="黑体"/>
+          <w:b w:val="0"/>
+          <w:color w:val="888888"/>
+          <w:sz w:val="24"/>
+        </w:rPr>
+        <w:t>【C级·参考】</w:t>
+      </w:r>
+      <w:r>
+        <w:rPr>
+          <w:rFonts w:ascii="Times New Roman" w:hAnsi="Times New Roman" w:eastAsia="黑体"/>
+          <w:b w:val="0"/>
+          <w:color w:val="888888"/>
+          <w:sz w:val="24"/>
+        </w:rPr>
+        <w:t>智谱 GLM 公开国内大模型首个递归自我改进实践：AI 在十万卡国产集群上自建推理系统</w:t>
+      </w:r>
+    </w:p>
+    <w:p>
+      <w:r>
+        <w:rPr>
+          <w:rFonts w:ascii="Times New Roman" w:hAnsi="Times New Roman" w:eastAsia="宋体"/>
+          <w:color w:val="888888"/>
+          <w:sz w:val="18"/>
+        </w:rPr>
+        <w:t>来源:IT之家 | 时间:09-17 16:58</w:t>
+      </w:r>
+    </w:p>
+    <w:p>
+      <w:r>
+        <w:rPr>
+          <w:rFonts w:ascii="Times New Roman" w:hAnsi="Times New Roman" w:eastAsia="宋体"/>
+          <w:sz w:val="18"/>
+        </w:rPr>
+        <w:t>链接:</w:t>
+      </w:r>
+      <w:hyperlink r:id="rId19">
+        <w:r>
+          <w:rPr>
+            <w:color w:val="0563C1"/>
+            <w:u w:val="single"/>
+          </w:rPr>
+          <w:t>智谱 GLM 公开国内大模型首个递归自我改进实践：AI 在十万卡国产集群上自建推理系统</w:t>
+        </w:r>
+      </w:hyperlink>
+    </w:p>
+    <w:p>
+      <w:pPr>
+        <w:pStyle w:val="Heading3"/>
+      </w:pPr>
+      <w:r>
+        <w:rPr>
+          <w:rFonts w:ascii="Times New Roman" w:hAnsi="Times New Roman" w:eastAsia="黑体"/>
+          <w:b w:val="0"/>
+          <w:color w:val="888888"/>
+          <w:sz w:val="24"/>
+        </w:rPr>
+        <w:t>【C级·参考】</w:t>
+      </w:r>
+      <w:r>
+        <w:rPr>
+          <w:rFonts w:ascii="Times New Roman" w:hAnsi="Times New Roman" w:eastAsia="黑体"/>
+          <w:b w:val="0"/>
+          <w:color w:val="888888"/>
+          <w:sz w:val="24"/>
+        </w:rPr>
+        <w:t>三星最新愿景：将 AI 系统的响应速度提升 10 倍</w:t>
+      </w:r>
+    </w:p>
+    <w:p>
+      <w:r>
+        <w:rPr>
+          <w:rFonts w:ascii="Times New Roman" w:hAnsi="Times New Roman" w:eastAsia="宋体"/>
+          <w:color w:val="888888"/>
+          <w:sz w:val="18"/>
+        </w:rPr>
+        <w:t>来源:IT之家 | 时间:09-17 16:42</w:t>
+      </w:r>
+    </w:p>
+    <w:p>
+      <w:r>
+        <w:rPr>
+          <w:rFonts w:ascii="Times New Roman" w:hAnsi="Times New Roman" w:eastAsia="宋体"/>
+          <w:sz w:val="18"/>
+        </w:rPr>
+        <w:t>链接:</w:t>
+      </w:r>
+      <w:hyperlink r:id="rId20">
+        <w:r>
+          <w:rPr>
+            <w:color w:val="0563C1"/>
+            <w:u w:val="single"/>
+          </w:rPr>
+          <w:t>三星最新愿景：将 AI 系统的响应速度提升 10 倍</w:t>
+        </w:r>
+      </w:hyperlink>
+    </w:p>
+    <w:p>
+      <w:pPr>
+        <w:pStyle w:val="Heading3"/>
+      </w:pPr>
+      <w:r>
+        <w:rPr>
+          <w:rFonts w:ascii="Times New Roman" w:hAnsi="Times New Roman" w:eastAsia="黑体"/>
+          <w:b w:val="0"/>
+          <w:color w:val="888888"/>
+          <w:sz w:val="24"/>
+        </w:rPr>
+        <w:t>【C级·参考】</w:t>
+      </w:r>
+      <w:r>
+        <w:rPr>
+          <w:rFonts w:ascii="Times New Roman" w:hAnsi="Times New Roman" w:eastAsia="黑体"/>
+          <w:b w:val="0"/>
+          <w:color w:val="888888"/>
+          <w:sz w:val="24"/>
+        </w:rPr>
+        <w:t>英国国王查尔斯三世召开论坛，呼吁英伟达、OpenAI、谷歌等巨头掌控好 AI 技术</w:t>
+      </w:r>
+    </w:p>
+    <w:p>
+      <w:r>
+        <w:rPr>
+          <w:rFonts w:ascii="Times New Roman" w:hAnsi="Times New Roman" w:eastAsia="宋体"/>
+          <w:color w:val="888888"/>
+          <w:sz w:val="18"/>
+        </w:rPr>
+        <w:t>来源:IT之家 | 时间:09-17 16:20</w:t>
+      </w:r>
+    </w:p>
+    <w:p>
+      <w:r>
+        <w:rPr>
+          <w:rFonts w:ascii="Times New Roman" w:hAnsi="Times New Roman" w:eastAsia="宋体"/>
+          <w:sz w:val="18"/>
+        </w:rPr>
+        <w:t>链接:</w:t>
+      </w:r>
+      <w:hyperlink r:id="rId21">
+        <w:r>
+          <w:rPr>
+            <w:color w:val="0563C1"/>
+            <w:u w:val="single"/>
+          </w:rPr>
+          <w:t>英国国王查尔斯三世召开论坛，呼吁英伟达、OpenAI、谷歌等巨头掌控好 AI 技术</w:t>
+        </w:r>
+      </w:hyperlink>
+    </w:p>
+    <w:p>
+      <w:pPr>
+        <w:pStyle w:val="Heading3"/>
+      </w:pPr>
+      <w:r>
+        <w:rPr>
+          <w:rFonts w:ascii="Times New Roman" w:hAnsi="Times New Roman" w:eastAsia="黑体"/>
+          <w:b w:val="0"/>
+          <w:color w:val="888888"/>
+          <w:sz w:val="24"/>
+        </w:rPr>
+        <w:t>【C级·参考】</w:t>
+      </w:r>
+      <w:r>
+        <w:rPr>
+          <w:rFonts w:ascii="Times New Roman" w:hAnsi="Times New Roman" w:eastAsia="黑体"/>
+          <w:b w:val="0"/>
+          <w:color w:val="888888"/>
+          <w:sz w:val="24"/>
+        </w:rPr>
+        <w:t>OpenAI Model Misalignment Report</w:t>
+      </w:r>
+    </w:p>
+    <w:p>
+      <w:r>
+        <w:rPr>
+          <w:rFonts w:ascii="Times New Roman" w:hAnsi="Times New Roman" w:eastAsia="宋体"/>
+          <w:color w:val="888888"/>
+          <w:sz w:val="18"/>
+        </w:rPr>
+        <w:t>来源:Hacker News | 时间:09-17 15:21</w:t>
+      </w:r>
+    </w:p>
+    <w:p>
+      <w:r>
+        <w:rPr>
+          <w:rFonts w:ascii="Times New Roman" w:hAnsi="Times New Roman" w:eastAsia="宋体"/>
+          <w:sz w:val="18"/>
+        </w:rPr>
+        <w:t>链接:</w:t>
+      </w:r>
+      <w:hyperlink r:id="rId22">
+        <w:r>
+          <w:rPr>
+            <w:color w:val="0563C1"/>
+            <w:u w:val="single"/>
+          </w:rPr>
+          <w:t>OpenAI Model Misalignment Report</w:t>
+        </w:r>
+      </w:hyperlink>
+    </w:p>
+    <w:p>
+      <w:pPr>
+        <w:pStyle w:val="Heading3"/>
+      </w:pPr>
+      <w:r>
+        <w:rPr>
+          <w:rFonts w:ascii="Times New Roman" w:hAnsi="Times New Roman" w:eastAsia="黑体"/>
+          <w:b w:val="0"/>
+          <w:color w:val="888888"/>
+          <w:sz w:val="24"/>
+        </w:rPr>
+        <w:t>【C级·参考】</w:t>
+      </w:r>
+      <w:r>
+        <w:rPr>
+          <w:rFonts w:ascii="Times New Roman" w:hAnsi="Times New Roman" w:eastAsia="黑体"/>
+          <w:b w:val="0"/>
+          <w:color w:val="888888"/>
+          <w:sz w:val="24"/>
+        </w:rPr>
+        <w:t>哈啰Robotaxi融资1亿美元，估值近30亿；Meta将推无摄像头AI眼镜</w:t>
+      </w:r>
+    </w:p>
+    <w:p>
+      <w:r>
+        <w:rPr>
+          <w:rFonts w:ascii="Times New Roman" w:hAnsi="Times New Roman" w:eastAsia="宋体"/>
+          <w:color w:val="888888"/>
+          <w:sz w:val="18"/>
+        </w:rPr>
+        <w:t>来源:Bing新闻 | 时间:09-17 10:55</w:t>
+      </w:r>
+    </w:p>
+    <w:p>
+      <w:r>
+        <w:rPr>
+          <w:rFonts w:ascii="Times New Roman" w:hAnsi="Times New Roman" w:eastAsia="宋体"/>
+          <w:sz w:val="18"/>
+        </w:rPr>
+        <w:t>链接:</w:t>
+      </w:r>
+      <w:hyperlink r:id="rId23">
+        <w:r>
+          <w:rPr>
+            <w:color w:val="0563C1"/>
+            <w:u w:val="single"/>
+          </w:rPr>
+          <w:t>哈啰Robotaxi融资1亿美元，估值近30亿；Meta将推无摄像头AI眼镜</w:t>
+        </w:r>
+      </w:hyperlink>
+    </w:p>
+    <w:p>
+      <w:pPr>
+        <w:pStyle w:val="Heading3"/>
+      </w:pPr>
+      <w:r>
+        <w:rPr>
+          <w:rFonts w:ascii="Times New Roman" w:hAnsi="Times New Roman" w:eastAsia="黑体"/>
+          <w:b w:val="0"/>
+          <w:color w:val="888888"/>
+          <w:sz w:val="24"/>
+        </w:rPr>
+        <w:t>【C级·参考】</w:t>
+      </w:r>
+      <w:r>
+        <w:rPr>
+          <w:rFonts w:ascii="Times New Roman" w:hAnsi="Times New Roman" w:eastAsia="黑体"/>
+          <w:b w:val="0"/>
+          <w:color w:val="888888"/>
+          <w:sz w:val="24"/>
+        </w:rPr>
+        <w:t>AI助盲眼镜、智能导盲犬加速落地，科技助盲仍面临哪些挑战？</w:t>
+      </w:r>
+    </w:p>
+    <w:p>
+      <w:r>
+        <w:rPr>
+          <w:rFonts w:ascii="Times New Roman" w:hAnsi="Times New Roman" w:eastAsia="宋体"/>
+          <w:color w:val="888888"/>
+          <w:sz w:val="18"/>
+        </w:rPr>
+        <w:t>来源:Bing新闻 | 时间:09-17 10:37</w:t>
+      </w:r>
+    </w:p>
+    <w:p>
+      <w:r>
+        <w:rPr>
+          <w:rFonts w:ascii="Times New Roman" w:hAnsi="Times New Roman" w:eastAsia="宋体"/>
+          <w:sz w:val="18"/>
+        </w:rPr>
+        <w:t>链接:</w:t>
+      </w:r>
+      <w:hyperlink r:id="rId24">
+        <w:r>
+          <w:rPr>
+            <w:color w:val="0563C1"/>
+            <w:u w:val="single"/>
+          </w:rPr>
+          <w:t>AI助盲眼镜、智能导盲犬加速落地，科技助盲仍面临哪些挑战？</w:t>
+        </w:r>
+      </w:hyperlink>
+    </w:p>
+    <w:p>
+      <w:pPr>
+        <w:pStyle w:val="Heading3"/>
+      </w:pPr>
+      <w:r>
+        <w:rPr>
+          <w:rFonts w:ascii="Times New Roman" w:hAnsi="Times New Roman" w:eastAsia="黑体"/>
+          <w:b w:val="0"/>
+          <w:color w:val="888888"/>
+          <w:sz w:val="24"/>
+        </w:rPr>
+        <w:t>【C级·参考】</w:t>
+      </w:r>
+      <w:r>
+        <w:rPr>
+          <w:rFonts w:ascii="Times New Roman" w:hAnsi="Times New Roman" w:eastAsia="黑体"/>
+          <w:b w:val="0"/>
+          <w:color w:val="888888"/>
+          <w:sz w:val="24"/>
+        </w:rPr>
+        <w:t>家用投影仪跌下“神坛”，AI眼镜不是极米光峰的救命稻草</w:t>
+      </w:r>
+    </w:p>
+    <w:p>
+      <w:r>
+        <w:rPr>
+          <w:rFonts w:ascii="Times New Roman" w:hAnsi="Times New Roman" w:eastAsia="宋体"/>
+          <w:color w:val="888888"/>
+          <w:sz w:val="18"/>
+        </w:rPr>
+        <w:t>来源:Bing新闻 | 时间:09-17 10:28</w:t>
+      </w:r>
+    </w:p>
+    <w:p>
+      <w:r>
+        <w:rPr>
+          <w:rFonts w:ascii="Times New Roman" w:hAnsi="Times New Roman" w:eastAsia="宋体"/>
+          <w:sz w:val="18"/>
+        </w:rPr>
+        <w:t>链接:</w:t>
+      </w:r>
+      <w:hyperlink r:id="rId25">
+        <w:r>
+          <w:rPr>
+            <w:color w:val="0563C1"/>
+            <w:u w:val="single"/>
+          </w:rPr>
+          <w:t>家用投影仪跌下“神坛”，AI眼镜不是极米光峰的救命稻草</w:t>
         </w:r>
       </w:hyperlink>
     </w:p>
@@ -601,13 +958,64 @@
         </w:rPr>
         <w:t>链接:</w:t>
       </w:r>
-      <w:hyperlink r:id="rId19">
+      <w:hyperlink r:id="rId26">
         <w:r>
           <w:rPr>
             <w:color w:val="0563C1"/>
             <w:u w:val="single"/>
           </w:rPr>
           <w:t>OpenSpec – A lightweight and configurable AI spec framework</w:t>
+        </w:r>
+      </w:hyperlink>
+    </w:p>
+    <w:p>
+      <w:pPr>
+        <w:pStyle w:val="Heading3"/>
+      </w:pPr>
+      <w:r>
+        <w:rPr>
+          <w:rFonts w:ascii="Times New Roman" w:hAnsi="Times New Roman" w:eastAsia="黑体"/>
+          <w:b w:val="0"/>
+          <w:color w:val="888888"/>
+          <w:sz w:val="24"/>
+        </w:rPr>
+        <w:t>【C级·参考】</w:t>
+      </w:r>
+      <w:r>
+        <w:rPr>
+          <w:rFonts w:ascii="Times New Roman" w:hAnsi="Times New Roman" w:eastAsia="黑体"/>
+          <w:b w:val="0"/>
+          <w:color w:val="888888"/>
+          <w:sz w:val="24"/>
+        </w:rPr>
+        <w:t>Halliday G2首批售罄并开始出货，无摄像头显示AI眼镜加速落地</w:t>
+      </w:r>
+    </w:p>
+    <w:p>
+      <w:r>
+        <w:rPr>
+          <w:rFonts w:ascii="Times New Roman" w:hAnsi="Times New Roman" w:eastAsia="宋体"/>
+          <w:color w:val="888888"/>
+          <w:sz w:val="18"/>
+        </w:rPr>
+        <w:t>来源:Bing新闻 | 时间:09-17 04:26</w:t>
+      </w:r>
+    </w:p>
+    <w:p>
+      <w:r>
+        <w:rPr>
+          <w:rFonts w:ascii="Times New Roman" w:hAnsi="Times New Roman" w:eastAsia="宋体"/>
+          <w:sz w:val="18"/>
+        </w:rPr>
+        <w:t>链接:</w:t>
+      </w:r>
+      <w:hyperlink r:id="rId27">
+        <w:r>
+          <w:rPr>
+            <w:color w:val="0563C1"/>
+            <w:u w:val="single"/>
+          </w:rPr>
+          <w:t>Halliday G2首批售罄并开始出货，无摄像头显示AI眼镜加速落地</w:t>
         </w:r>
       </w:hyperlink>
     </w:p>
@@ -652,7 +1060,7 @@
         </w:rPr>
         <w:t>链接:</w:t>
       </w:r>
-      <w:hyperlink r:id="rId20">
+      <w:hyperlink r:id="rId28">
         <w:r>
           <w:rPr>
             <w:color w:val="0563C1"/>
@@ -703,7 +1111,7 @@
         </w:rPr>
         <w:t>链接:</w:t>
       </w:r>
-      <w:hyperlink r:id="rId21">
+      <w:hyperlink r:id="rId29">
         <w:r>
           <w:rPr>
             <w:color w:val="0563C1"/>
@@ -733,7 +1141,7 @@
           <w:color w:val="888888"/>
           <w:sz w:val="24"/>
         </w:rPr>
-        <w:t>百元 AI 眼镜销量火爆，大量用户退货，问题到底出在哪</w:t>
+        <w:t>一副AI眼镜背后的牵挂，韩国留学生想给父亲当“翻译官”</w:t>
       </w:r>
     </w:p>
     <w:p>
@@ -743,7 +1151,7 @@
           <w:color w:val="888888"/>
           <w:sz w:val="18"/>
         </w:rPr>
-        <w:t>来源:Bing新闻 | 时间:09-16 23:43</w:t>
+        <w:t>来源:Bing新闻 | 时间:09-17 01:00</w:t>
       </w:r>
     </w:p>
     <w:p>
@@ -754,217 +1162,13 @@
         </w:rPr>
         <w:t>链接:</w:t>
       </w:r>
-      <w:hyperlink r:id="rId22">
+      <w:hyperlink r:id="rId30">
         <w:r>
           <w:rPr>
             <w:color w:val="0563C1"/>
             <w:u w:val="single"/>
           </w:rPr>
-          <w:t>百元 AI 眼镜销量火爆，大量用户退货，问题到底出在哪</w:t>
-        </w:r>
-      </w:hyperlink>
-    </w:p>
-    <w:p>
-      <w:pPr>
-        <w:pStyle w:val="Heading3"/>
-      </w:pPr>
-      <w:r>
-        <w:rPr>
-          <w:rFonts w:ascii="Times New Roman" w:hAnsi="Times New Roman" w:eastAsia="黑体"/>
-          <w:b w:val="0"/>
-          <w:color w:val="888888"/>
-          <w:sz w:val="24"/>
-        </w:rPr>
-        <w:t>【C级·参考】</w:t>
-      </w:r>
-      <w:r>
-        <w:rPr>
-          <w:rFonts w:ascii="Times New Roman" w:hAnsi="Times New Roman" w:eastAsia="黑体"/>
-          <w:b w:val="0"/>
-          <w:color w:val="888888"/>
-          <w:sz w:val="24"/>
-        </w:rPr>
-        <w:t>AI眼镜，谁是第一？</w:t>
-      </w:r>
-    </w:p>
-    <w:p>
-      <w:r>
-        <w:rPr>
-          <w:rFonts w:ascii="Times New Roman" w:hAnsi="Times New Roman" w:eastAsia="宋体"/>
-          <w:color w:val="888888"/>
-          <w:sz w:val="18"/>
-        </w:rPr>
-        <w:t>来源:Bing新闻 | 时间:09-16 22:28</w:t>
-      </w:r>
-    </w:p>
-    <w:p>
-      <w:r>
-        <w:rPr>
-          <w:rFonts w:ascii="Times New Roman" w:hAnsi="Times New Roman" w:eastAsia="宋体"/>
-          <w:sz w:val="18"/>
-        </w:rPr>
-        <w:t>链接:</w:t>
-      </w:r>
-      <w:hyperlink r:id="rId23">
-        <w:r>
-          <w:rPr>
-            <w:color w:val="0563C1"/>
-            <w:u w:val="single"/>
-          </w:rPr>
-          <w:t>AI眼镜，谁是第一？</w:t>
-        </w:r>
-      </w:hyperlink>
-    </w:p>
-    <w:p>
-      <w:pPr>
-        <w:pStyle w:val="Heading3"/>
-      </w:pPr>
-      <w:r>
-        <w:rPr>
-          <w:rFonts w:ascii="Times New Roman" w:hAnsi="Times New Roman" w:eastAsia="黑体"/>
-          <w:b w:val="0"/>
-          <w:color w:val="888888"/>
-          <w:sz w:val="24"/>
-        </w:rPr>
-        <w:t>【C级·参考】</w:t>
-      </w:r>
-      <w:r>
-        <w:rPr>
-          <w:rFonts w:ascii="Times New Roman" w:hAnsi="Times New Roman" w:eastAsia="黑体"/>
-          <w:b w:val="0"/>
-          <w:color w:val="888888"/>
-          <w:sz w:val="24"/>
-        </w:rPr>
-        <w:t>哈啰Robotaxi融资1亿美元，估值近30亿；Meta将推无摄像头AI眼镜</w:t>
-      </w:r>
-    </w:p>
-    <w:p>
-      <w:r>
-        <w:rPr>
-          <w:rFonts w:ascii="Times New Roman" w:hAnsi="Times New Roman" w:eastAsia="宋体"/>
-          <w:color w:val="888888"/>
-          <w:sz w:val="18"/>
-        </w:rPr>
-        <w:t>来源:Bing新闻 | 时间:09-16 20:55</w:t>
-      </w:r>
-    </w:p>
-    <w:p>
-      <w:r>
-        <w:rPr>
-          <w:rFonts w:ascii="Times New Roman" w:hAnsi="Times New Roman" w:eastAsia="宋体"/>
-          <w:sz w:val="18"/>
-        </w:rPr>
-        <w:t>链接:</w:t>
-      </w:r>
-      <w:hyperlink r:id="rId24">
-        <w:r>
-          <w:rPr>
-            <w:color w:val="0563C1"/>
-            <w:u w:val="single"/>
-          </w:rPr>
-          <w:t>哈啰Robotaxi融资1亿美元，估值近30亿；Meta将推无摄像头AI眼镜</w:t>
-        </w:r>
-      </w:hyperlink>
-    </w:p>
-    <w:p>
-      <w:pPr>
-        <w:pStyle w:val="Heading3"/>
-      </w:pPr>
-      <w:r>
-        <w:rPr>
-          <w:rFonts w:ascii="Times New Roman" w:hAnsi="Times New Roman" w:eastAsia="黑体"/>
-          <w:b w:val="0"/>
-          <w:color w:val="888888"/>
-          <w:sz w:val="24"/>
-        </w:rPr>
-        <w:t>【C级·参考】</w:t>
-      </w:r>
-      <w:r>
-        <w:rPr>
-          <w:rFonts w:ascii="Times New Roman" w:hAnsi="Times New Roman" w:eastAsia="黑体"/>
-          <w:b w:val="0"/>
-          <w:color w:val="888888"/>
-          <w:sz w:val="24"/>
-        </w:rPr>
-        <w:t>家用投影仪跌下“神坛”，AI眼镜不是极米光峰的救命稻草</w:t>
-      </w:r>
-    </w:p>
-    <w:p>
-      <w:r>
-        <w:rPr>
-          <w:rFonts w:ascii="Times New Roman" w:hAnsi="Times New Roman" w:eastAsia="宋体"/>
-          <w:color w:val="888888"/>
-          <w:sz w:val="18"/>
-        </w:rPr>
-        <w:t>来源:Bing新闻 | 时间:09-16 20:28</w:t>
-      </w:r>
-    </w:p>
-    <w:p>
-      <w:r>
-        <w:rPr>
-          <w:rFonts w:ascii="Times New Roman" w:hAnsi="Times New Roman" w:eastAsia="宋体"/>
-          <w:sz w:val="18"/>
-        </w:rPr>
-        <w:t>链接:</w:t>
-      </w:r>
-      <w:hyperlink r:id="rId25">
-        <w:r>
-          <w:rPr>
-            <w:color w:val="0563C1"/>
-            <w:u w:val="single"/>
-          </w:rPr>
-          <w:t>家用投影仪跌下“神坛”，AI眼镜不是极米光峰的救命稻草</w:t>
-        </w:r>
-      </w:hyperlink>
-    </w:p>
-    <w:p>
-      <w:pPr>
-        <w:pStyle w:val="Heading3"/>
-      </w:pPr>
-      <w:r>
-        <w:rPr>
-          <w:rFonts w:ascii="Times New Roman" w:hAnsi="Times New Roman" w:eastAsia="黑体"/>
-          <w:b w:val="0"/>
-          <w:color w:val="888888"/>
-          <w:sz w:val="24"/>
-        </w:rPr>
-        <w:t>【C级·参考】</w:t>
-      </w:r>
-      <w:r>
-        <w:rPr>
-          <w:rFonts w:ascii="Times New Roman" w:hAnsi="Times New Roman" w:eastAsia="黑体"/>
-          <w:b w:val="0"/>
-          <w:color w:val="888888"/>
-          <w:sz w:val="24"/>
-        </w:rPr>
-        <w:t>智能眼镜行业周报(09.08 - 09.15) : AI芯片融资潮</w:t>
-      </w:r>
-    </w:p>
-    <w:p>
-      <w:r>
-        <w:rPr>
-          <w:rFonts w:ascii="Times New Roman" w:hAnsi="Times New Roman" w:eastAsia="宋体"/>
-          <w:color w:val="888888"/>
-          <w:sz w:val="18"/>
-        </w:rPr>
-        <w:t>来源:Bing新闻 | 时间:09-16 17:45</w:t>
-      </w:r>
-    </w:p>
-    <w:p>
-      <w:r>
-        <w:rPr>
-          <w:rFonts w:ascii="Times New Roman" w:hAnsi="Times New Roman" w:eastAsia="宋体"/>
-          <w:sz w:val="18"/>
-        </w:rPr>
-        <w:t>链接:</w:t>
-      </w:r>
-      <w:hyperlink r:id="rId26">
-        <w:r>
-          <w:rPr>
-            <w:color w:val="0563C1"/>
-            <w:u w:val="single"/>
-          </w:rPr>
-          <w:t>智能眼镜行业周报(09.08 - 09.15) : AI芯片融资潮</w:t>
+          <w:t>一副AI眼镜背后的牵挂，韩国留学生想给父亲当“翻译官”</w:t>
         </w:r>
       </w:hyperlink>
     </w:p>
@@ -981,55 +1185,9 @@
       </w:r>
     </w:p>
     <w:p>
-      <w:pPr>
-        <w:pStyle w:val="Heading3"/>
-      </w:pPr>
       <w:r>
-        <w:rPr>
-          <w:rFonts w:ascii="Times New Roman" w:hAnsi="Times New Roman" w:eastAsia="黑体"/>
-          <w:b w:val="0"/>
-          <w:color w:val="888888"/>
-          <w:sz w:val="24"/>
-        </w:rPr>
-        <w:t>【C级·参考】</w:t>
+        <w:t>本线口暂无重要更新</w:t>
       </w:r>
-      <w:r>
-        <w:rPr>
-          <w:rFonts w:ascii="Times New Roman" w:hAnsi="Times New Roman" w:eastAsia="黑体"/>
-          <w:b w:val="0"/>
-          <w:color w:val="888888"/>
-          <w:sz w:val="24"/>
-        </w:rPr>
-        <w:t>朱江明：零跑近期不会把人形机器人作为重点，将来真正能带来价值的还是非人形</w:t>
-      </w:r>
-    </w:p>
-    <w:p>
-      <w:r>
-        <w:rPr>
-          <w:rFonts w:ascii="Times New Roman" w:hAnsi="Times New Roman" w:eastAsia="宋体"/>
-          <w:color w:val="888888"/>
-          <w:sz w:val="18"/>
-        </w:rPr>
-        <w:t>来源:IT之家 | 时间:09-17 11:51</w:t>
-      </w:r>
-    </w:p>
-    <w:p>
-      <w:r>
-        <w:rPr>
-          <w:rFonts w:ascii="Times New Roman" w:hAnsi="Times New Roman" w:eastAsia="宋体"/>
-          <w:sz w:val="18"/>
-        </w:rPr>
-        <w:t>链接:</w:t>
-      </w:r>
-      <w:hyperlink r:id="rId27">
-        <w:r>
-          <w:rPr>
-            <w:color w:val="0563C1"/>
-            <w:u w:val="single"/>
-          </w:rPr>
-          <w:t>朱江明：零跑近期不会把人形机器人作为重点，将来真正能带来价值的还是非人形</w:t>
-        </w:r>
-      </w:hyperlink>
     </w:p>
     <w:p>
       <w:pPr>
@@ -1063,7 +1221,7 @@
           <w:color w:val="888888"/>
           <w:sz w:val="24"/>
         </w:rPr>
-        <w:t>朱江明回应零跑智驾何时追上特斯拉 FSD：没有可比性，中国车不能到美国，FSD 也没在中国落地</w:t>
+        <w:t>赛力斯回应合作模式调整是否影响问界汽车华为乾崑智驾、鸿蒙座舱升级：不会影响全系产品 OTA</w:t>
       </w:r>
     </w:p>
     <w:p>
@@ -1073,7 +1231,7 @@
           <w:color w:val="888888"/>
           <w:sz w:val="18"/>
         </w:rPr>
-        <w:t>来源:IT之家 | 时间:09-17 11:56</w:t>
+        <w:t>来源:IT之家 | 时间:09-17 20:33</w:t>
       </w:r>
     </w:p>
     <w:p>
@@ -1084,13 +1242,13 @@
         </w:rPr>
         <w:t>链接:</w:t>
       </w:r>
-      <w:hyperlink r:id="rId28">
+      <w:hyperlink r:id="rId31">
         <w:r>
           <w:rPr>
             <w:color w:val="0563C1"/>
             <w:u w:val="single"/>
           </w:rPr>
-          <w:t>朱江明回应零跑智驾何时追上特斯拉 FSD：没有可比性，中国车不能到美国，FSD 也没在中国落地</w:t>
+          <w:t>赛力斯回应合作模式调整是否影响问界汽车华为乾崑智驾、鸿蒙座舱升级：不会影响全系产品 OTA</w:t>
         </w:r>
       </w:hyperlink>
     </w:p>
@@ -1126,7 +1284,7 @@
           <w:color w:val="888888"/>
           <w:sz w:val="24"/>
         </w:rPr>
-        <w:t>小米直播训练 MiMo-V2.6 模型，罗福莉称沉寂半年钻研一件事</w:t>
+        <w:t>北京：举报 6 类重大违法行为最高奖励 100 万元，外卖小哥举报“幽灵外卖”同样有奖</w:t>
       </w:r>
     </w:p>
     <w:p>
@@ -1136,7 +1294,7 @@
           <w:color w:val="888888"/>
           <w:sz w:val="18"/>
         </w:rPr>
-        <w:t>来源:IT之家 | 时间:09-17 12:54</w:t>
+        <w:t>来源:IT之家 | 时间:09-17 18:54</w:t>
       </w:r>
     </w:p>
     <w:p>
@@ -1147,13 +1305,13 @@
         </w:rPr>
         <w:t>链接:</w:t>
       </w:r>
-      <w:hyperlink r:id="rId29">
+      <w:hyperlink r:id="rId32">
         <w:r>
           <w:rPr>
             <w:color w:val="0563C1"/>
             <w:u w:val="single"/>
           </w:rPr>
-          <w:t>小米直播训练 MiMo-V2.6 模型，罗福莉称沉寂半年钻研一件事</w:t>
+          <w:t>北京：举报 6 类重大违法行为最高奖励 100 万元，外卖小哥举报“幽灵外卖”同样有奖</w:t>
         </w:r>
       </w:hyperlink>
     </w:p>
@@ -1189,7 +1347,7 @@
           <w:color w:val="888888"/>
           <w:sz w:val="24"/>
         </w:rPr>
-        <w:t>SteamOS 游戏生态扩容：Valve 完善兼容层，瞄准 Win11/Arm/ 安卓</w:t>
+        <w:t>蛮啾《蓝色星原：旅谣》游戏开启「旅迹测试」，覆盖安卓、鸿蒙、iOS 和 PC 平台</w:t>
       </w:r>
     </w:p>
     <w:p>
@@ -1199,7 +1357,7 @@
           <w:color w:val="888888"/>
           <w:sz w:val="18"/>
         </w:rPr>
-        <w:t>来源:IT之家 | 时间:09-17 12:53</w:t>
+        <w:t>来源:IT之家 | 时间:09-17 19:02</w:t>
       </w:r>
     </w:p>
     <w:p>
@@ -1210,13 +1368,13 @@
         </w:rPr>
         <w:t>链接:</w:t>
       </w:r>
-      <w:hyperlink r:id="rId30">
+      <w:hyperlink r:id="rId33">
         <w:r>
           <w:rPr>
             <w:color w:val="0563C1"/>
             <w:u w:val="single"/>
           </w:rPr>
-          <w:t>SteamOS 游戏生态扩容：Valve 完善兼容层，瞄准 Win11/Arm/ 安卓</w:t>
+          <w:t>蛮啾《蓝色星原：旅谣》游戏开启「旅迹测试」，覆盖安卓、鸿蒙、iOS 和 PC 平台</w:t>
         </w:r>
       </w:hyperlink>
     </w:p>
@@ -1240,7 +1398,7 @@
           <w:color w:val="888888"/>
           <w:sz w:val="24"/>
         </w:rPr>
-        <w:t>任天堂 Switch 2 游戏《火焰纹章：万缕千丝》发售：IGN 打出 10 分满分，港区售价 499 港币</w:t>
+        <w:t>华硕推出新款 TUF Gaming 16（2026）游戏本：酷睿 i5-14450HX、RTX 5050</w:t>
       </w:r>
     </w:p>
     <w:p>
@@ -1250,7 +1408,7 @@
           <w:color w:val="888888"/>
           <w:sz w:val="18"/>
         </w:rPr>
-        <w:t>来源:IT之家 | 时间:09-17 12:53</w:t>
+        <w:t>来源:IT之家 | 时间:09-17 16:33</w:t>
       </w:r>
     </w:p>
     <w:p>
@@ -1261,13 +1419,13 @@
         </w:rPr>
         <w:t>链接:</w:t>
       </w:r>
-      <w:hyperlink r:id="rId31">
+      <w:hyperlink r:id="rId34">
         <w:r>
           <w:rPr>
             <w:color w:val="0563C1"/>
             <w:u w:val="single"/>
           </w:rPr>
-          <w:t>任天堂 Switch 2 游戏《火焰纹章：万缕千丝》发售：IGN 打出 10 分满分，港区售价 499 港币</w:t>
+          <w:t>华硕推出新款 TUF Gaming 16（2026）游戏本：酷睿 i5-14450HX、RTX 5050</w:t>
         </w:r>
       </w:hyperlink>
     </w:p>
@@ -1312,7 +1470,7 @@
         </w:rPr>
         <w:t>链接:</w:t>
       </w:r>
-      <w:hyperlink r:id="rId32">
+      <w:hyperlink r:id="rId35">
         <w:r>
           <w:rPr>
             <w:color w:val="0563C1"/>
@@ -1363,7 +1521,7 @@
         </w:rPr>
         <w:t>链接:</w:t>
       </w:r>
-      <w:hyperlink r:id="rId33">
+      <w:hyperlink r:id="rId36">
         <w:r>
           <w:rPr>
             <w:color w:val="0563C1"/>
@@ -1414,7 +1572,7 @@
         </w:rPr>
         <w:t>链接:</w:t>
       </w:r>
-      <w:hyperlink r:id="rId34">
+      <w:hyperlink r:id="rId37">
         <w:r>
           <w:rPr>
             <w:color w:val="0563C1"/>
@@ -1423,6 +1581,18 @@
           <w:t>小游戏迈入转型关键期，越来越多开发者在vivo抢到了先机</w:t>
         </w:r>
       </w:hyperlink>
+    </w:p>
+    <w:p>
+      <w:pPr>
+        <w:pStyle w:val="Heading2"/>
+      </w:pPr>
+      <w:r>
+        <w:rPr>
+          <w:rFonts w:ascii="Times New Roman" w:hAnsi="Times New Roman" w:eastAsia="黑体"/>
+          <w:sz w:val="28"/>
+        </w:rPr>
+        <w:t>消费/以旧换新/新餐饮</w:t>
+      </w:r>
     </w:p>
     <w:p>
       <w:pPr>
@@ -1444,7 +1614,7 @@
           <w:color w:val="888888"/>
           <w:sz w:val="24"/>
         </w:rPr>
-        <w:t>国外游戏人哀嚎：去年被裁失业半年、今年上班3个月又被裁，“我真顶不住了”！</w:t>
+        <w:t>OPPO Enco Clip2 耳夹耳机 849 → 636.6 元国补直降，江苏吉林可享</w:t>
       </w:r>
     </w:p>
     <w:p>
@@ -1454,160 +1624,7 @@
           <w:color w:val="888888"/>
           <w:sz w:val="18"/>
         </w:rPr>
-        <w:t>来源:GameLook | 时间:09-16 12:49</w:t>
-      </w:r>
-    </w:p>
-    <w:p>
-      <w:r>
-        <w:rPr>
-          <w:rFonts w:ascii="Times New Roman" w:hAnsi="Times New Roman" w:eastAsia="宋体"/>
-          <w:sz w:val="18"/>
-        </w:rPr>
-        <w:t>链接:</w:t>
-      </w:r>
-      <w:hyperlink r:id="rId35">
-        <w:r>
-          <w:rPr>
-            <w:color w:val="0563C1"/>
-            <w:u w:val="single"/>
-          </w:rPr>
-          <w:t>国外游戏人哀嚎：去年被裁失业半年、今年上班3个月又被裁，“我真顶不住了”！</w:t>
-        </w:r>
-      </w:hyperlink>
-    </w:p>
-    <w:p>
-      <w:pPr>
-        <w:pStyle w:val="Heading3"/>
-      </w:pPr>
-      <w:r>
-        <w:rPr>
-          <w:rFonts w:ascii="Times New Roman" w:hAnsi="Times New Roman" w:eastAsia="黑体"/>
-          <w:b w:val="0"/>
-          <w:color w:val="888888"/>
-          <w:sz w:val="24"/>
-        </w:rPr>
-        <w:t>【C级·参考】</w:t>
-      </w:r>
-      <w:r>
-        <w:rPr>
-          <w:rFonts w:ascii="Times New Roman" w:hAnsi="Times New Roman" w:eastAsia="黑体"/>
-          <w:b w:val="0"/>
-          <w:color w:val="888888"/>
-          <w:sz w:val="24"/>
-        </w:rPr>
-        <w:t>Newzoo报告：PC/主机/手游TOP5品类和游戏榜，长线游戏表现不佳，中国厂商扩张</w:t>
-      </w:r>
-    </w:p>
-    <w:p>
-      <w:r>
-        <w:rPr>
-          <w:rFonts w:ascii="Times New Roman" w:hAnsi="Times New Roman" w:eastAsia="宋体"/>
-          <w:color w:val="888888"/>
-          <w:sz w:val="18"/>
-        </w:rPr>
-        <w:t>来源:GameLook | 时间:09-16 09:46</w:t>
-      </w:r>
-    </w:p>
-    <w:p>
-      <w:r>
-        <w:rPr>
-          <w:rFonts w:ascii="Times New Roman" w:hAnsi="Times New Roman" w:eastAsia="宋体"/>
-          <w:sz w:val="18"/>
-        </w:rPr>
-        <w:t>链接:</w:t>
-      </w:r>
-      <w:hyperlink r:id="rId36">
-        <w:r>
-          <w:rPr>
-            <w:color w:val="0563C1"/>
-            <w:u w:val="single"/>
-          </w:rPr>
-          <w:t>Newzoo报告：PC/主机/手游TOP5品类和游戏榜，长线游戏表现不佳，中国厂商扩张</w:t>
-        </w:r>
-      </w:hyperlink>
-    </w:p>
-    <w:p>
-      <w:pPr>
-        <w:pStyle w:val="Heading3"/>
-      </w:pPr>
-      <w:r>
-        <w:rPr>
-          <w:rFonts w:ascii="Times New Roman" w:hAnsi="Times New Roman" w:eastAsia="黑体"/>
-          <w:b w:val="0"/>
-          <w:color w:val="888888"/>
-          <w:sz w:val="24"/>
-        </w:rPr>
-        <w:t>【C级·参考】</w:t>
-      </w:r>
-      <w:r>
-        <w:rPr>
-          <w:rFonts w:ascii="Times New Roman" w:hAnsi="Times New Roman" w:eastAsia="黑体"/>
-          <w:b w:val="0"/>
-          <w:color w:val="888888"/>
-          <w:sz w:val="24"/>
-        </w:rPr>
-        <w:t>大厂狂砸“微恐游戏”！腾讯光子《Higame》扩招，Krafton新游戏交作业</w:t>
-      </w:r>
-    </w:p>
-    <w:p>
-      <w:r>
-        <w:rPr>
-          <w:rFonts w:ascii="Times New Roman" w:hAnsi="Times New Roman" w:eastAsia="宋体"/>
-          <w:color w:val="888888"/>
-          <w:sz w:val="18"/>
-        </w:rPr>
-        <w:t>来源:GameLook | 时间:09-16 09:45</w:t>
-      </w:r>
-    </w:p>
-    <w:p>
-      <w:r>
-        <w:rPr>
-          <w:rFonts w:ascii="Times New Roman" w:hAnsi="Times New Roman" w:eastAsia="宋体"/>
-          <w:sz w:val="18"/>
-        </w:rPr>
-        <w:t>链接:</w:t>
-      </w:r>
-      <w:hyperlink r:id="rId37">
-        <w:r>
-          <w:rPr>
-            <w:color w:val="0563C1"/>
-            <w:u w:val="single"/>
-          </w:rPr>
-          <w:t>大厂狂砸“微恐游戏”！腾讯光子《Higame》扩招，Krafton新游戏交作业</w:t>
-        </w:r>
-      </w:hyperlink>
-    </w:p>
-    <w:p>
-      <w:pPr>
-        <w:pStyle w:val="Heading3"/>
-      </w:pPr>
-      <w:r>
-        <w:rPr>
-          <w:rFonts w:ascii="Times New Roman" w:hAnsi="Times New Roman" w:eastAsia="黑体"/>
-          <w:b w:val="0"/>
-          <w:color w:val="888888"/>
-          <w:sz w:val="24"/>
-        </w:rPr>
-        <w:t>【C级·参考】</w:t>
-      </w:r>
-      <w:r>
-        <w:rPr>
-          <w:rFonts w:ascii="Times New Roman" w:hAnsi="Times New Roman" w:eastAsia="黑体"/>
-          <w:b w:val="0"/>
-          <w:color w:val="888888"/>
-          <w:sz w:val="24"/>
-        </w:rPr>
-        <w:t>Unity CEO：“游戏成本显著下降”，已在ICU的西方游戏公司还有救？</w:t>
-      </w:r>
-    </w:p>
-    <w:p>
-      <w:r>
-        <w:rPr>
-          <w:rFonts w:ascii="Times New Roman" w:hAnsi="Times New Roman" w:eastAsia="宋体"/>
-          <w:color w:val="888888"/>
-          <w:sz w:val="18"/>
-        </w:rPr>
-        <w:t>来源:GameLook | 时间:09-16 09:39</w:t>
+        <w:t>来源:IT之家 | 时间:09-17 18:36</w:t>
       </w:r>
     </w:p>
     <w:p>
@@ -1624,26 +1641,9 @@
             <w:color w:val="0563C1"/>
             <w:u w:val="single"/>
           </w:rPr>
-          <w:t>Unity CEO：“游戏成本显著下降”，已在ICU的西方游戏公司还有救？</w:t>
+          <w:t>OPPO Enco Clip2 耳夹耳机 849 → 636.6 元国补直降，江苏吉林可享</w:t>
         </w:r>
       </w:hyperlink>
-    </w:p>
-    <w:p>
-      <w:pPr>
-        <w:pStyle w:val="Heading2"/>
-      </w:pPr>
-      <w:r>
-        <w:rPr>
-          <w:rFonts w:ascii="Times New Roman" w:hAnsi="Times New Roman" w:eastAsia="黑体"/>
-          <w:sz w:val="28"/>
-        </w:rPr>
-        <w:t>消费/以旧换新/新餐饮</w:t>
-      </w:r>
-    </w:p>
-    <w:p>
-      <w:r>
-        <w:t>本线口暂无重要更新</w:t>
-      </w:r>
     </w:p>
     <w:p>
       <w:pPr>
@@ -1671,7 +1671,7 @@
           <w:rFonts w:ascii="Times New Roman" w:hAnsi="Times New Roman" w:eastAsia="宋体"/>
           <w:sz w:val="18"/>
         </w:rPr>
-        <w:t>IT之家(60)、GameLook(13)、HackerNews(7)、Bing新闻(9)</w:t>
+        <w:t>IT之家(60)、GameLook(14)、HackerNews(7)、Bing新闻(8)</w:t>
       </w:r>
     </w:p>
     <w:p>

--- a/briefings/线口监测午报-2026-09-17.docx
+++ b/briefings/线口监测午报-2026-09-17.docx
@@ -22,7 +22,7 @@
           <w:color w:val="888888"/>
           <w:sz w:val="18"/>
         </w:rPr>
-        <w:t>监测窗口:近48小时 | 生成时间:2026-09-17 20:33</w:t>
+        <w:t>监测窗口:近48小时 | 生成时间:2026-09-17 21:22</w:t>
       </w:r>
     </w:p>
     <w:p>
@@ -631,159 +631,6 @@
           <w:color w:val="888888"/>
           <w:sz w:val="24"/>
         </w:rPr>
-        <w:t>三星最新愿景：将 AI 系统的响应速度提升 10 倍</w:t>
-      </w:r>
-    </w:p>
-    <w:p>
-      <w:r>
-        <w:rPr>
-          <w:rFonts w:ascii="Times New Roman" w:hAnsi="Times New Roman" w:eastAsia="宋体"/>
-          <w:color w:val="888888"/>
-          <w:sz w:val="18"/>
-        </w:rPr>
-        <w:t>来源:IT之家 | 时间:09-17 16:42</w:t>
-      </w:r>
-    </w:p>
-    <w:p>
-      <w:r>
-        <w:rPr>
-          <w:rFonts w:ascii="Times New Roman" w:hAnsi="Times New Roman" w:eastAsia="宋体"/>
-          <w:sz w:val="18"/>
-        </w:rPr>
-        <w:t>链接:</w:t>
-      </w:r>
-      <w:hyperlink r:id="rId20">
-        <w:r>
-          <w:rPr>
-            <w:color w:val="0563C1"/>
-            <w:u w:val="single"/>
-          </w:rPr>
-          <w:t>三星最新愿景：将 AI 系统的响应速度提升 10 倍</w:t>
-        </w:r>
-      </w:hyperlink>
-    </w:p>
-    <w:p>
-      <w:pPr>
-        <w:pStyle w:val="Heading3"/>
-      </w:pPr>
-      <w:r>
-        <w:rPr>
-          <w:rFonts w:ascii="Times New Roman" w:hAnsi="Times New Roman" w:eastAsia="黑体"/>
-          <w:b w:val="0"/>
-          <w:color w:val="888888"/>
-          <w:sz w:val="24"/>
-        </w:rPr>
-        <w:t>【C级·参考】</w:t>
-      </w:r>
-      <w:r>
-        <w:rPr>
-          <w:rFonts w:ascii="Times New Roman" w:hAnsi="Times New Roman" w:eastAsia="黑体"/>
-          <w:b w:val="0"/>
-          <w:color w:val="888888"/>
-          <w:sz w:val="24"/>
-        </w:rPr>
-        <w:t>英国国王查尔斯三世召开论坛，呼吁英伟达、OpenAI、谷歌等巨头掌控好 AI 技术</w:t>
-      </w:r>
-    </w:p>
-    <w:p>
-      <w:r>
-        <w:rPr>
-          <w:rFonts w:ascii="Times New Roman" w:hAnsi="Times New Roman" w:eastAsia="宋体"/>
-          <w:color w:val="888888"/>
-          <w:sz w:val="18"/>
-        </w:rPr>
-        <w:t>来源:IT之家 | 时间:09-17 16:20</w:t>
-      </w:r>
-    </w:p>
-    <w:p>
-      <w:r>
-        <w:rPr>
-          <w:rFonts w:ascii="Times New Roman" w:hAnsi="Times New Roman" w:eastAsia="宋体"/>
-          <w:sz w:val="18"/>
-        </w:rPr>
-        <w:t>链接:</w:t>
-      </w:r>
-      <w:hyperlink r:id="rId21">
-        <w:r>
-          <w:rPr>
-            <w:color w:val="0563C1"/>
-            <w:u w:val="single"/>
-          </w:rPr>
-          <w:t>英国国王查尔斯三世召开论坛，呼吁英伟达、OpenAI、谷歌等巨头掌控好 AI 技术</w:t>
-        </w:r>
-      </w:hyperlink>
-    </w:p>
-    <w:p>
-      <w:pPr>
-        <w:pStyle w:val="Heading3"/>
-      </w:pPr>
-      <w:r>
-        <w:rPr>
-          <w:rFonts w:ascii="Times New Roman" w:hAnsi="Times New Roman" w:eastAsia="黑体"/>
-          <w:b w:val="0"/>
-          <w:color w:val="888888"/>
-          <w:sz w:val="24"/>
-        </w:rPr>
-        <w:t>【C级·参考】</w:t>
-      </w:r>
-      <w:r>
-        <w:rPr>
-          <w:rFonts w:ascii="Times New Roman" w:hAnsi="Times New Roman" w:eastAsia="黑体"/>
-          <w:b w:val="0"/>
-          <w:color w:val="888888"/>
-          <w:sz w:val="24"/>
-        </w:rPr>
-        <w:t>OpenAI Model Misalignment Report</w:t>
-      </w:r>
-    </w:p>
-    <w:p>
-      <w:r>
-        <w:rPr>
-          <w:rFonts w:ascii="Times New Roman" w:hAnsi="Times New Roman" w:eastAsia="宋体"/>
-          <w:color w:val="888888"/>
-          <w:sz w:val="18"/>
-        </w:rPr>
-        <w:t>来源:Hacker News | 时间:09-17 15:21</w:t>
-      </w:r>
-    </w:p>
-    <w:p>
-      <w:r>
-        <w:rPr>
-          <w:rFonts w:ascii="Times New Roman" w:hAnsi="Times New Roman" w:eastAsia="宋体"/>
-          <w:sz w:val="18"/>
-        </w:rPr>
-        <w:t>链接:</w:t>
-      </w:r>
-      <w:hyperlink r:id="rId22">
-        <w:r>
-          <w:rPr>
-            <w:color w:val="0563C1"/>
-            <w:u w:val="single"/>
-          </w:rPr>
-          <w:t>OpenAI Model Misalignment Report</w:t>
-        </w:r>
-      </w:hyperlink>
-    </w:p>
-    <w:p>
-      <w:pPr>
-        <w:pStyle w:val="Heading3"/>
-      </w:pPr>
-      <w:r>
-        <w:rPr>
-          <w:rFonts w:ascii="Times New Roman" w:hAnsi="Times New Roman" w:eastAsia="黑体"/>
-          <w:b w:val="0"/>
-          <w:color w:val="888888"/>
-          <w:sz w:val="24"/>
-        </w:rPr>
-        <w:t>【C级·参考】</w:t>
-      </w:r>
-      <w:r>
-        <w:rPr>
-          <w:rFonts w:ascii="Times New Roman" w:hAnsi="Times New Roman" w:eastAsia="黑体"/>
-          <w:b w:val="0"/>
-          <w:color w:val="888888"/>
-          <w:sz w:val="24"/>
-        </w:rPr>
         <w:t>哈啰Robotaxi融资1亿美元，估值近30亿；Meta将推无摄像头AI眼镜</w:t>
       </w:r>
     </w:p>
@@ -805,7 +652,7 @@
         </w:rPr>
         <w:t>链接:</w:t>
       </w:r>
-      <w:hyperlink r:id="rId23">
+      <w:hyperlink r:id="rId20">
         <w:r>
           <w:rPr>
             <w:color w:val="0563C1"/>
@@ -856,7 +703,7 @@
         </w:rPr>
         <w:t>链接:</w:t>
       </w:r>
-      <w:hyperlink r:id="rId24">
+      <w:hyperlink r:id="rId21">
         <w:r>
           <w:rPr>
             <w:color w:val="0563C1"/>
@@ -907,7 +754,7 @@
         </w:rPr>
         <w:t>链接:</w:t>
       </w:r>
-      <w:hyperlink r:id="rId25">
+      <w:hyperlink r:id="rId22">
         <w:r>
           <w:rPr>
             <w:color w:val="0563C1"/>
@@ -958,7 +805,7 @@
         </w:rPr>
         <w:t>链接:</w:t>
       </w:r>
-      <w:hyperlink r:id="rId26">
+      <w:hyperlink r:id="rId23">
         <w:r>
           <w:rPr>
             <w:color w:val="0563C1"/>
@@ -1009,7 +856,7 @@
         </w:rPr>
         <w:t>链接:</w:t>
       </w:r>
-      <w:hyperlink r:id="rId27">
+      <w:hyperlink r:id="rId24">
         <w:r>
           <w:rPr>
             <w:color w:val="0563C1"/>
@@ -1060,7 +907,7 @@
         </w:rPr>
         <w:t>链接:</w:t>
       </w:r>
-      <w:hyperlink r:id="rId28">
+      <w:hyperlink r:id="rId25">
         <w:r>
           <w:rPr>
             <w:color w:val="0563C1"/>
@@ -1111,7 +958,7 @@
         </w:rPr>
         <w:t>链接:</w:t>
       </w:r>
-      <w:hyperlink r:id="rId29">
+      <w:hyperlink r:id="rId26">
         <w:r>
           <w:rPr>
             <w:color w:val="0563C1"/>
@@ -1162,13 +1009,115 @@
         </w:rPr>
         <w:t>链接:</w:t>
       </w:r>
-      <w:hyperlink r:id="rId30">
+      <w:hyperlink r:id="rId27">
         <w:r>
           <w:rPr>
             <w:color w:val="0563C1"/>
             <w:u w:val="single"/>
           </w:rPr>
           <w:t>一副AI眼镜背后的牵挂，韩国留学生想给父亲当“翻译官”</w:t>
+        </w:r>
+      </w:hyperlink>
+    </w:p>
+    <w:p>
+      <w:pPr>
+        <w:pStyle w:val="Heading3"/>
+      </w:pPr>
+      <w:r>
+        <w:rPr>
+          <w:rFonts w:ascii="Times New Roman" w:hAnsi="Times New Roman" w:eastAsia="黑体"/>
+          <w:b w:val="0"/>
+          <w:color w:val="888888"/>
+          <w:sz w:val="24"/>
+        </w:rPr>
+        <w:t>【C级·参考】</w:t>
+      </w:r>
+      <w:r>
+        <w:rPr>
+          <w:rFonts w:ascii="Times New Roman" w:hAnsi="Times New Roman" w:eastAsia="黑体"/>
+          <w:b w:val="0"/>
+          <w:color w:val="888888"/>
+          <w:sz w:val="24"/>
+        </w:rPr>
+        <w:t>AI眼镜，谁是第一？</w:t>
+      </w:r>
+    </w:p>
+    <w:p>
+      <w:r>
+        <w:rPr>
+          <w:rFonts w:ascii="Times New Roman" w:hAnsi="Times New Roman" w:eastAsia="宋体"/>
+          <w:color w:val="888888"/>
+          <w:sz w:val="18"/>
+        </w:rPr>
+        <w:t>来源:Bing新闻 | 时间:09-16 22:28</w:t>
+      </w:r>
+    </w:p>
+    <w:p>
+      <w:r>
+        <w:rPr>
+          <w:rFonts w:ascii="Times New Roman" w:hAnsi="Times New Roman" w:eastAsia="宋体"/>
+          <w:sz w:val="18"/>
+        </w:rPr>
+        <w:t>链接:</w:t>
+      </w:r>
+      <w:hyperlink r:id="rId28">
+        <w:r>
+          <w:rPr>
+            <w:color w:val="0563C1"/>
+            <w:u w:val="single"/>
+          </w:rPr>
+          <w:t>AI眼镜，谁是第一？</w:t>
+        </w:r>
+      </w:hyperlink>
+    </w:p>
+    <w:p>
+      <w:pPr>
+        <w:pStyle w:val="Heading3"/>
+      </w:pPr>
+      <w:r>
+        <w:rPr>
+          <w:rFonts w:ascii="Times New Roman" w:hAnsi="Times New Roman" w:eastAsia="黑体"/>
+          <w:b w:val="0"/>
+          <w:color w:val="888888"/>
+          <w:sz w:val="24"/>
+        </w:rPr>
+        <w:t>【C级·参考】</w:t>
+      </w:r>
+      <w:r>
+        <w:rPr>
+          <w:rFonts w:ascii="Times New Roman" w:hAnsi="Times New Roman" w:eastAsia="黑体"/>
+          <w:b w:val="0"/>
+          <w:color w:val="888888"/>
+          <w:sz w:val="24"/>
+        </w:rPr>
+        <w:t>全球 AI 眼镜出货增 322%，中国厂商主导全球 AR 市场，定制化外贸 ERP 助智能硬件出海｜华贸通 ERP</w:t>
+      </w:r>
+    </w:p>
+    <w:p>
+      <w:r>
+        <w:rPr>
+          <w:rFonts w:ascii="Times New Roman" w:hAnsi="Times New Roman" w:eastAsia="宋体"/>
+          <w:color w:val="888888"/>
+          <w:sz w:val="18"/>
+        </w:rPr>
+        <w:t>来源:Bing新闻 | 时间:09-16 18:16</w:t>
+      </w:r>
+    </w:p>
+    <w:p>
+      <w:r>
+        <w:rPr>
+          <w:rFonts w:ascii="Times New Roman" w:hAnsi="Times New Roman" w:eastAsia="宋体"/>
+          <w:sz w:val="18"/>
+        </w:rPr>
+        <w:t>链接:</w:t>
+      </w:r>
+      <w:hyperlink r:id="rId29">
+        <w:r>
+          <w:rPr>
+            <w:color w:val="0563C1"/>
+            <w:u w:val="single"/>
+          </w:rPr>
+          <w:t>全球 AI 眼镜出货增 322%，中国厂商主导全球 AR 市场，定制化外贸 ERP 助智能硬件出海｜华贸通 ERP</w:t>
         </w:r>
       </w:hyperlink>
     </w:p>
@@ -1242,7 +1191,7 @@
         </w:rPr>
         <w:t>链接:</w:t>
       </w:r>
-      <w:hyperlink r:id="rId31">
+      <w:hyperlink r:id="rId30">
         <w:r>
           <w:rPr>
             <w:color w:val="0563C1"/>
@@ -1305,7 +1254,7 @@
         </w:rPr>
         <w:t>链接:</w:t>
       </w:r>
-      <w:hyperlink r:id="rId32">
+      <w:hyperlink r:id="rId31">
         <w:r>
           <w:rPr>
             <w:color w:val="0563C1"/>
@@ -1326,6 +1275,57 @@
         </w:rPr>
         <w:t>游戏/电竞/平台公司</w:t>
       </w:r>
+    </w:p>
+    <w:p>
+      <w:pPr>
+        <w:pStyle w:val="Heading3"/>
+      </w:pPr>
+      <w:r>
+        <w:rPr>
+          <w:rFonts w:ascii="Times New Roman" w:hAnsi="Times New Roman" w:eastAsia="黑体"/>
+          <w:b w:val="0"/>
+          <w:color w:val="888888"/>
+          <w:sz w:val="24"/>
+        </w:rPr>
+        <w:t>【C级·参考】</w:t>
+      </w:r>
+      <w:r>
+        <w:rPr>
+          <w:rFonts w:ascii="Times New Roman" w:hAnsi="Times New Roman" w:eastAsia="黑体"/>
+          <w:b w:val="0"/>
+          <w:color w:val="888888"/>
+          <w:sz w:val="24"/>
+        </w:rPr>
+        <w:t>《GTA 6》实体原声专辑公布：最高售价近 125 美元，超游戏终极版</w:t>
+      </w:r>
+    </w:p>
+    <w:p>
+      <w:r>
+        <w:rPr>
+          <w:rFonts w:ascii="Times New Roman" w:hAnsi="Times New Roman" w:eastAsia="宋体"/>
+          <w:color w:val="888888"/>
+          <w:sz w:val="18"/>
+        </w:rPr>
+        <w:t>来源:IT之家 | 时间:09-17 20:54</w:t>
+      </w:r>
+    </w:p>
+    <w:p>
+      <w:r>
+        <w:rPr>
+          <w:rFonts w:ascii="Times New Roman" w:hAnsi="Times New Roman" w:eastAsia="宋体"/>
+          <w:sz w:val="18"/>
+        </w:rPr>
+        <w:t>链接:</w:t>
+      </w:r>
+      <w:hyperlink r:id="rId32">
+        <w:r>
+          <w:rPr>
+            <w:color w:val="0563C1"/>
+            <w:u w:val="single"/>
+          </w:rPr>
+          <w:t>《GTA 6》实体原声专辑公布：最高售价近 125 美元，超游戏终极版</w:t>
+        </w:r>
+      </w:hyperlink>
     </w:p>
     <w:p>
       <w:pPr>
@@ -1398,57 +1398,6 @@
           <w:color w:val="888888"/>
           <w:sz w:val="24"/>
         </w:rPr>
-        <w:t>华硕推出新款 TUF Gaming 16（2026）游戏本：酷睿 i5-14450HX、RTX 5050</w:t>
-      </w:r>
-    </w:p>
-    <w:p>
-      <w:r>
-        <w:rPr>
-          <w:rFonts w:ascii="Times New Roman" w:hAnsi="Times New Roman" w:eastAsia="宋体"/>
-          <w:color w:val="888888"/>
-          <w:sz w:val="18"/>
-        </w:rPr>
-        <w:t>来源:IT之家 | 时间:09-17 16:33</w:t>
-      </w:r>
-    </w:p>
-    <w:p>
-      <w:r>
-        <w:rPr>
-          <w:rFonts w:ascii="Times New Roman" w:hAnsi="Times New Roman" w:eastAsia="宋体"/>
-          <w:sz w:val="18"/>
-        </w:rPr>
-        <w:t>链接:</w:t>
-      </w:r>
-      <w:hyperlink r:id="rId34">
-        <w:r>
-          <w:rPr>
-            <w:color w:val="0563C1"/>
-            <w:u w:val="single"/>
-          </w:rPr>
-          <w:t>华硕推出新款 TUF Gaming 16（2026）游戏本：酷睿 i5-14450HX、RTX 5050</w:t>
-        </w:r>
-      </w:hyperlink>
-    </w:p>
-    <w:p>
-      <w:pPr>
-        <w:pStyle w:val="Heading3"/>
-      </w:pPr>
-      <w:r>
-        <w:rPr>
-          <w:rFonts w:ascii="Times New Roman" w:hAnsi="Times New Roman" w:eastAsia="黑体"/>
-          <w:b w:val="0"/>
-          <w:color w:val="888888"/>
-          <w:sz w:val="24"/>
-        </w:rPr>
-        <w:t>【C级·参考】</w:t>
-      </w:r>
-      <w:r>
-        <w:rPr>
-          <w:rFonts w:ascii="Times New Roman" w:hAnsi="Times New Roman" w:eastAsia="黑体"/>
-          <w:b w:val="0"/>
-          <w:color w:val="888888"/>
-          <w:sz w:val="24"/>
-        </w:rPr>
         <w:t>被腾讯“放走”的《Wardogs》5天爆卖200万套！Steam 42万人在线，新股东增持</w:t>
       </w:r>
     </w:p>
@@ -1470,7 +1419,7 @@
         </w:rPr>
         <w:t>链接:</w:t>
       </w:r>
-      <w:hyperlink r:id="rId35">
+      <w:hyperlink r:id="rId34">
         <w:r>
           <w:rPr>
             <w:color w:val="0563C1"/>
@@ -1521,7 +1470,7 @@
         </w:rPr>
         <w:t>链接:</w:t>
       </w:r>
-      <w:hyperlink r:id="rId36">
+      <w:hyperlink r:id="rId35">
         <w:r>
           <w:rPr>
             <w:color w:val="0563C1"/>
@@ -1572,13 +1521,64 @@
         </w:rPr>
         <w:t>链接:</w:t>
       </w:r>
+      <w:hyperlink r:id="rId36">
+        <w:r>
+          <w:rPr>
+            <w:color w:val="0563C1"/>
+            <w:u w:val="single"/>
+          </w:rPr>
+          <w:t>小游戏迈入转型关键期，越来越多开发者在vivo抢到了先机</w:t>
+        </w:r>
+      </w:hyperlink>
+    </w:p>
+    <w:p>
+      <w:pPr>
+        <w:pStyle w:val="Heading3"/>
+      </w:pPr>
+      <w:r>
+        <w:rPr>
+          <w:rFonts w:ascii="Times New Roman" w:hAnsi="Times New Roman" w:eastAsia="黑体"/>
+          <w:b w:val="0"/>
+          <w:color w:val="888888"/>
+          <w:sz w:val="24"/>
+        </w:rPr>
+        <w:t>【C级·参考】</w:t>
+      </w:r>
+      <w:r>
+        <w:rPr>
+          <w:rFonts w:ascii="Times New Roman" w:hAnsi="Times New Roman" w:eastAsia="黑体"/>
+          <w:b w:val="0"/>
+          <w:color w:val="888888"/>
+          <w:sz w:val="24"/>
+        </w:rPr>
+        <w:t>国外游戏人哀嚎：去年被裁失业半年、今年上班3个月又被裁，“我真顶不住了”！</w:t>
+      </w:r>
+    </w:p>
+    <w:p>
+      <w:r>
+        <w:rPr>
+          <w:rFonts w:ascii="Times New Roman" w:hAnsi="Times New Roman" w:eastAsia="宋体"/>
+          <w:color w:val="888888"/>
+          <w:sz w:val="18"/>
+        </w:rPr>
+        <w:t>来源:GameLook | 时间:09-16 12:49</w:t>
+      </w:r>
+    </w:p>
+    <w:p>
+      <w:r>
+        <w:rPr>
+          <w:rFonts w:ascii="Times New Roman" w:hAnsi="Times New Roman" w:eastAsia="宋体"/>
+          <w:sz w:val="18"/>
+        </w:rPr>
+        <w:t>链接:</w:t>
+      </w:r>
       <w:hyperlink r:id="rId37">
         <w:r>
           <w:rPr>
             <w:color w:val="0563C1"/>
             <w:u w:val="single"/>
           </w:rPr>
-          <w:t>小游戏迈入转型关键期，越来越多开发者在vivo抢到了先机</w:t>
+          <w:t>国外游戏人哀嚎：去年被裁失业半年、今年上班3个月又被裁，“我真顶不住了”！</w:t>
         </w:r>
       </w:hyperlink>
     </w:p>
@@ -1671,7 +1671,7 @@
           <w:rFonts w:ascii="Times New Roman" w:hAnsi="Times New Roman" w:eastAsia="宋体"/>
           <w:sz w:val="18"/>
         </w:rPr>
-        <w:t>IT之家(60)、GameLook(14)、HackerNews(7)、Bing新闻(8)</w:t>
+        <w:t>IT之家(60)、GameLook(14)、HackerNews(6)、Bing新闻(8)</w:t>
       </w:r>
     </w:p>
     <w:p>
